--- a/3.-DOCUMENTACION/2.-CU_MesaPass/3.-Gestión de Usuarios y Empleados/CU008_RegistrarEmpleado.docx
+++ b/3.-DOCUMENTACION/2.-CU_MesaPass/3.-Gestión de Usuarios y Empleados/CU008_RegistrarEmpleado.docx
@@ -123,22 +123,8 @@
           <w:iCs/>
           <w:sz w:val="32"/>
         </w:rPr>
-        <w:t xml:space="preserve">Registrar Consumo de </w:t>
-      </w:r>
-      <w:r>
-        <w:rPr>
-          <w:rFonts w:cs="Arial"/>
-          <w:i/>
-          <w:iCs/>
-          <w:sz w:val="32"/>
-        </w:rPr>
-        <w:t>mediante QR</w:t>
-      </w:r>
-    </w:p>
-    <w:p>
-      <w:pPr>
-        <w:jc w:val="right"/>
-      </w:pPr>
+        <w:t>Registrar Empleado</w:t>
+      </w:r>
     </w:p>
     <w:p>
       <w:pPr>
@@ -570,13 +556,7 @@
               <w:rPr>
                 <w:sz w:val="18"/>
               </w:rPr>
-              <w:t xml:space="preserve">Registrar Consumo de </w:t>
-            </w:r>
-            <w:r>
-              <w:rPr>
-                <w:sz w:val="18"/>
-              </w:rPr>
-              <w:t>mediante Código QR</w:t>
+              <w:t>Registrar Empleado</w:t>
             </w:r>
           </w:p>
         </w:tc>
@@ -636,6 +616,12 @@
                 <w:sz w:val="18"/>
               </w:rPr>
               <w:instrText xml:space="preserve"> \* MERGEFORMAT </w:instrText>
+            </w:r>
+            <w:r>
+              <w:rPr>
+                <w:smallCaps/>
+                <w:sz w:val="18"/>
+              </w:rPr>
             </w:r>
             <w:r>
               <w:rPr>
@@ -4818,7 +4804,7 @@
       <w:bookmarkStart w:id="1" w:name="_Toc425054504"/>
       <w:bookmarkStart w:id="2" w:name="_Toc423410238"/>
       <w:r>
-        <w:t>Registrar Consumo de mediante QR</w:t>
+        <w:t>Registrar Empleado</w:t>
       </w:r>
       <w:bookmarkEnd w:id="0"/>
     </w:p>
@@ -4864,21 +4850,7 @@
         <w:rPr>
           <w:color w:val="000000"/>
         </w:rPr>
-        <w:t xml:space="preserve">Permite registrar de forma automática el consumo de comida de un empleado mediante la validación de un código QR en el sistema </w:t>
-      </w:r>
-      <w:proofErr w:type="spellStart"/>
-      <w:r>
-        <w:rPr>
-          <w:color w:val="000000"/>
-        </w:rPr>
-        <w:t>MesaPass</w:t>
-      </w:r>
-      <w:proofErr w:type="spellEnd"/>
-      <w:r>
-        <w:rPr>
-          <w:color w:val="000000"/>
-        </w:rPr>
-        <w:t>. El proceso es ejecutado por el restaurante dentro de la plataforma, donde el sistema valida la información del empleado, verifica la existencia de un convenio activo y registra el consumo en la base de datos.</w:t>
+        <w:t>Este caso de uso describe el proceso mediante el cual un administrador de empresa registra un nuevo empleado dentro del sistema MesaPass. Este proceso permite asociar al empleado con una empresa (tenant), generar su identificación dentro del sistema y habilitar su participación en el flujo de consumo mediante código QR. El registro de empleados es fundamental para el control de consumo, ya que cada empleado contará con un identificador único que será utilizado en procesos posteriores como la generación de códigos QR y el registro de consumos.</w:t>
       </w:r>
     </w:p>
     <w:p>
@@ -4909,25 +4881,19 @@
           <w:numId w:val="5"/>
         </w:numPr>
         <w:rPr>
-          <w:color w:val="000000"/>
-          <w:lang w:val="es-ES" w:eastAsia="en-US"/>
-        </w:rPr>
-      </w:pPr>
-      <w:bookmarkStart w:id="9" w:name="_Toc296587026"/>
-      <w:r>
-        <w:rPr>
           <w:b/>
           <w:color w:val="000000"/>
           <w:lang w:val="es-ES" w:eastAsia="en-US"/>
         </w:rPr>
-        <w:t>QR:</w:t>
-      </w:r>
-      <w:r>
-        <w:rPr>
+      </w:pPr>
+      <w:bookmarkStart w:id="9" w:name="_Toc296587026"/>
+      <w:r>
+        <w:rPr>
+          <w:b/>
           <w:color w:val="000000"/>
           <w:lang w:val="es-ES" w:eastAsia="en-US"/>
         </w:rPr>
-        <w:t xml:space="preserve"> Código de respuesta rápida utilizado para identificar al empleado</w:t>
+        <w:t>En esta sección se presentan los conceptos clave relacionados con el registro de empleados dentro del sistema.</w:t>
       </w:r>
     </w:p>
     <w:p>
@@ -4938,25 +4904,11 @@
           <w:numId w:val="5"/>
         </w:numPr>
         <w:rPr>
-          <w:color w:val="000000"/>
-          <w:lang w:val="es-ES" w:eastAsia="en-US"/>
-        </w:rPr>
-      </w:pPr>
-      <w:r>
-        <w:rPr>
           <w:b/>
           <w:color w:val="000000"/>
           <w:lang w:val="es-ES" w:eastAsia="en-US"/>
         </w:rPr>
-        <w:t>Convenio:</w:t>
-      </w:r>
-      <w:r>
-        <w:rPr>
-          <w:color w:val="000000"/>
-          <w:lang w:val="es-ES" w:eastAsia="en-US"/>
-        </w:rPr>
-        <w:t xml:space="preserve"> Acuerdo entre una empresa y un restaurante que define condiciones de consumo</w:t>
-      </w:r>
+      </w:pPr>
     </w:p>
     <w:p>
       <w:pPr>
@@ -4966,24 +4918,18 @@
           <w:numId w:val="5"/>
         </w:numPr>
         <w:rPr>
-          <w:color w:val="000000"/>
-          <w:lang w:val="es-ES" w:eastAsia="en-US"/>
-        </w:rPr>
-      </w:pPr>
-      <w:r>
-        <w:rPr>
           <w:b/>
           <w:color w:val="000000"/>
           <w:lang w:val="es-ES" w:eastAsia="en-US"/>
         </w:rPr>
-        <w:t>Consumo:</w:t>
-      </w:r>
-      <w:r>
-        <w:rPr>
+      </w:pPr>
+      <w:r>
+        <w:rPr>
+          <w:b/>
           <w:color w:val="000000"/>
           <w:lang w:val="es-ES" w:eastAsia="en-US"/>
         </w:rPr>
-        <w:t xml:space="preserve"> Registro de una comida realizada por un empleado</w:t>
+        <w:t>• Empleado: Persona registrada que puede consumir servicios de alimentación</w:t>
       </w:r>
     </w:p>
     <w:p>
@@ -4994,24 +4940,18 @@
           <w:numId w:val="5"/>
         </w:numPr>
         <w:rPr>
-          <w:color w:val="000000"/>
-          <w:lang w:val="es-ES" w:eastAsia="en-US"/>
-        </w:rPr>
-      </w:pPr>
-      <w:r>
-        <w:rPr>
           <w:b/>
           <w:color w:val="000000"/>
           <w:lang w:val="es-ES" w:eastAsia="en-US"/>
         </w:rPr>
-        <w:t>RUC:</w:t>
-      </w:r>
-      <w:r>
-        <w:rPr>
+      </w:pPr>
+      <w:r>
+        <w:rPr>
+          <w:b/>
           <w:color w:val="000000"/>
           <w:lang w:val="es-ES" w:eastAsia="en-US"/>
         </w:rPr>
-        <w:t xml:space="preserve"> Registro Único de Contribuyentes de una empresa</w:t>
+        <w:t>• Empresa: Organización a la que pertenece el empleado (tenant)</w:t>
       </w:r>
     </w:p>
     <w:p>
@@ -5022,24 +4962,18 @@
           <w:numId w:val="5"/>
         </w:numPr>
         <w:rPr>
-          <w:color w:val="000000"/>
-          <w:lang w:val="es-ES" w:eastAsia="en-US"/>
-        </w:rPr>
-      </w:pPr>
-      <w:r>
-        <w:rPr>
           <w:b/>
           <w:color w:val="000000"/>
           <w:lang w:val="es-ES" w:eastAsia="en-US"/>
         </w:rPr>
-        <w:t>Empleado:</w:t>
-      </w:r>
-      <w:r>
-        <w:rPr>
+      </w:pPr>
+      <w:r>
+        <w:rPr>
+          <w:b/>
           <w:color w:val="000000"/>
           <w:lang w:val="es-ES" w:eastAsia="en-US"/>
         </w:rPr>
-        <w:t xml:space="preserve"> Usuario registrado que consume servicios de alimentación</w:t>
+        <w:t>• QR: Código generado para identificar al empleado en consumos</w:t>
       </w:r>
     </w:p>
     <w:p>
@@ -5050,24 +4984,18 @@
           <w:numId w:val="5"/>
         </w:numPr>
         <w:rPr>
-          <w:color w:val="000000"/>
-          <w:lang w:val="es-ES" w:eastAsia="en-US"/>
-        </w:rPr>
-      </w:pPr>
-      <w:r>
-        <w:rPr>
           <w:b/>
           <w:color w:val="000000"/>
           <w:lang w:val="es-ES" w:eastAsia="en-US"/>
         </w:rPr>
-        <w:t>Restaurante:</w:t>
-      </w:r>
-      <w:r>
-        <w:rPr>
+      </w:pPr>
+      <w:r>
+        <w:rPr>
+          <w:b/>
           <w:color w:val="000000"/>
           <w:lang w:val="es-ES" w:eastAsia="en-US"/>
         </w:rPr>
-        <w:t xml:space="preserve"> Proveedor autorizado para registrar consumos en el sistema</w:t>
+        <w:t>• Registro: Proceso de creación de un empleado en el sistema</w:t>
       </w:r>
     </w:p>
     <w:p>
@@ -5078,42 +5006,18 @@
           <w:numId w:val="5"/>
         </w:numPr>
         <w:rPr>
-          <w:color w:val="000000"/>
-          <w:lang w:val="es-ES" w:eastAsia="en-US"/>
-        </w:rPr>
-      </w:pPr>
-      <w:r>
-        <w:rPr>
           <w:b/>
           <w:color w:val="000000"/>
           <w:lang w:val="es-ES" w:eastAsia="en-US"/>
         </w:rPr>
-        <w:t xml:space="preserve">Sistema </w:t>
-      </w:r>
-      <w:proofErr w:type="spellStart"/>
+      </w:pPr>
       <w:r>
         <w:rPr>
           <w:b/>
           <w:color w:val="000000"/>
           <w:lang w:val="es-ES" w:eastAsia="en-US"/>
         </w:rPr>
-        <w:t>MesaPass</w:t>
-      </w:r>
-      <w:proofErr w:type="spellEnd"/>
-      <w:r>
-        <w:rPr>
-          <w:b/>
-          <w:color w:val="000000"/>
-          <w:lang w:val="es-ES" w:eastAsia="en-US"/>
-        </w:rPr>
-        <w:t>:</w:t>
-      </w:r>
-      <w:r>
-        <w:rPr>
-          <w:color w:val="000000"/>
-          <w:lang w:val="es-ES" w:eastAsia="en-US"/>
-        </w:rPr>
-        <w:t xml:space="preserve"> Plataforma que gestiona usuarios, consumos y convenios</w:t>
+        <w:t>• Sistema MesaPass: Plataforma SaaS multi-tenant</w:t>
       </w:r>
     </w:p>
     <w:p>
@@ -5135,14 +5039,7 @@
           <w:color w:val="000000"/>
           <w:lang w:val="es-ES" w:eastAsia="en-US"/>
         </w:rPr>
-        <w:t xml:space="preserve">UC##: </w:t>
-      </w:r>
-      <w:r>
-        <w:rPr>
-          <w:color w:val="000000"/>
-          <w:lang w:val="es-ES" w:eastAsia="en-US"/>
-        </w:rPr>
-        <w:t>Casos de uso</w:t>
+        <w:t>• UC##: Casos de uso</w:t>
       </w:r>
     </w:p>
     <w:p>
@@ -5177,28 +5074,13 @@
           <w:rStyle w:val="Textoennegrita"/>
           <w:b w:val="0"/>
         </w:rPr>
-        <w:t xml:space="preserve">En este caso de uso intervienen directamente el empleado, el restaurante y el sistema </w:t>
-      </w:r>
-      <w:proofErr w:type="spellStart"/>
-      <w:r>
-        <w:rPr>
-          <w:rStyle w:val="Textoennegrita"/>
-          <w:b w:val="0"/>
-        </w:rPr>
-        <w:t>MesaPass</w:t>
-      </w:r>
-      <w:proofErr w:type="spellEnd"/>
-      <w:r>
-        <w:rPr>
-          <w:rStyle w:val="Textoennegrita"/>
-          <w:b w:val="0"/>
-        </w:rPr>
-        <w:t>, quienes ejecutan el proceso de registro de consumo mediante la validación de un código QR. Adicionalmente, participan de forma indirecta actores como el administrador, el administrador de la empresa y el usuario, quienes previamente configuran la información necesaria, como el registro de empleados, restaurantes, convenios y cuentas dentro del sistema.</w:t>
+        <w:t>En este caso de uso interviene principalmente el administrador de empresa, quien es responsable de registrar a los empleados dentro del sistema, y el sistema MesaPass, que valida y almacena la información.</w:t>
       </w:r>
     </w:p>
     <w:p>
       <w:pPr>
         <w:spacing w:line="276" w:lineRule="auto"/>
+        <w:ind w:left="720"/>
         <w:rPr>
           <w:rStyle w:val="Textoennegrita"/>
           <w:b w:val="0"/>
@@ -5214,20 +5096,22 @@
         <w:spacing w:line="276" w:lineRule="auto"/>
         <w:rPr>
           <w:rStyle w:val="Textoennegrita"/>
+          <w:b w:val="0"/>
         </w:rPr>
       </w:pPr>
       <w:r>
         <w:rPr>
           <w:rStyle w:val="Textoennegrita"/>
-        </w:rPr>
-        <w:t xml:space="preserve">Empleado: </w:t>
+          <w:bCs w:val="0"/>
+        </w:rPr>
+        <w:t>Company Admin:</w:t>
       </w:r>
       <w:r>
         <w:rPr>
           <w:rStyle w:val="Textoennegrita"/>
           <w:b w:val="0"/>
         </w:rPr>
-        <w:t>Presenta el código QR para el consumo</w:t>
+        <w:t xml:space="preserve"> Registra empleados en el sistema</w:t>
       </w:r>
     </w:p>
     <w:p>
@@ -5239,21 +5123,33 @@
         <w:spacing w:line="276" w:lineRule="auto"/>
         <w:rPr>
           <w:rStyle w:val="Textoennegrita"/>
+          <w:b w:val="0"/>
         </w:rPr>
       </w:pPr>
       <w:r>
         <w:rPr>
           <w:rStyle w:val="Textoennegrita"/>
-        </w:rPr>
-        <w:t xml:space="preserve">Restaurante: </w:t>
+          <w:bCs w:val="0"/>
+        </w:rPr>
+        <w:t>Sistema MesaPass:</w:t>
       </w:r>
       <w:r>
         <w:rPr>
           <w:rStyle w:val="Textoennegrita"/>
           <w:b w:val="0"/>
         </w:rPr>
-        <w:t>Escanea el QR y confirma el consumo</w:t>
-      </w:r>
+        <w:t xml:space="preserve"> Valida y almacena la información del empleado</w:t>
+      </w:r>
+    </w:p>
+    <w:p>
+      <w:pPr>
+        <w:spacing w:line="276" w:lineRule="auto"/>
+        <w:ind w:left="720"/>
+        <w:rPr>
+          <w:rStyle w:val="Textoennegrita"/>
+          <w:b w:val="0"/>
+        </w:rPr>
+      </w:pPr>
     </w:p>
     <w:p>
       <w:pPr>
@@ -5264,35 +5160,26 @@
         <w:spacing w:line="276" w:lineRule="auto"/>
         <w:rPr>
           <w:rStyle w:val="Textoennegrita"/>
+          <w:bCs w:val="0"/>
         </w:rPr>
       </w:pPr>
       <w:r>
         <w:rPr>
           <w:rStyle w:val="Textoennegrita"/>
-        </w:rPr>
-        <w:t xml:space="preserve">Sistema </w:t>
-      </w:r>
-      <w:proofErr w:type="spellStart"/>
-      <w:r>
-        <w:rPr>
-          <w:rStyle w:val="Textoennegrita"/>
-        </w:rPr>
-        <w:t>MesaPass</w:t>
-      </w:r>
-      <w:proofErr w:type="spellEnd"/>
-      <w:r>
-        <w:rPr>
-          <w:rStyle w:val="Textoennegrita"/>
-        </w:rPr>
-        <w:t xml:space="preserve">: </w:t>
-      </w:r>
-      <w:r>
+          <w:bCs w:val="0"/>
+        </w:rPr>
+        <w:t>Actores indirectos:</w:t>
+      </w:r>
+    </w:p>
+    <w:p>
+      <w:pPr>
+        <w:spacing w:line="276" w:lineRule="auto"/>
+        <w:ind w:left="360"/>
         <w:rPr>
           <w:rStyle w:val="Textoennegrita"/>
           <w:b w:val="0"/>
         </w:rPr>
-        <w:t>Valida la información y registra el consumo</w:t>
-      </w:r>
+      </w:pPr>
     </w:p>
     <w:p>
       <w:pPr>
@@ -5303,28 +5190,22 @@
         <w:spacing w:line="276" w:lineRule="auto"/>
         <w:rPr>
           <w:rStyle w:val="Textoennegrita"/>
-        </w:rPr>
-      </w:pPr>
-      <w:proofErr w:type="spellStart"/>
+          <w:b w:val="0"/>
+        </w:rPr>
+      </w:pPr>
       <w:r>
         <w:rPr>
           <w:rStyle w:val="Textoennegrita"/>
-        </w:rPr>
-        <w:t>Admin</w:t>
-      </w:r>
-      <w:proofErr w:type="spellEnd"/>
-      <w:r>
-        <w:rPr>
-          <w:rStyle w:val="Textoennegrita"/>
-        </w:rPr>
-        <w:t xml:space="preserve">: </w:t>
+          <w:bCs w:val="0"/>
+        </w:rPr>
+        <w:t>Empleado:</w:t>
       </w:r>
       <w:r>
         <w:rPr>
           <w:rStyle w:val="Textoennegrita"/>
           <w:b w:val="0"/>
         </w:rPr>
-        <w:t>Participa de forma indirecta (configura restaurantes y convenios previamente)</w:t>
+        <w:t xml:space="preserve"> Será beneficiario del registro</w:t>
       </w:r>
     </w:p>
     <w:p>
@@ -5335,61 +5216,23 @@
         </w:numPr>
         <w:spacing w:line="276" w:lineRule="auto"/>
         <w:rPr>
+          <w:b/>
+          <w:bCs/>
+        </w:rPr>
+      </w:pPr>
+      <w:r>
+        <w:rPr>
           <w:rStyle w:val="Textoennegrita"/>
-        </w:rPr>
-      </w:pPr>
-      <w:r>
-        <w:rPr>
-          <w:rStyle w:val="Textoennegrita"/>
-        </w:rPr>
-        <w:t xml:space="preserve">Company </w:t>
-      </w:r>
-      <w:proofErr w:type="spellStart"/>
-      <w:r>
-        <w:rPr>
-          <w:rStyle w:val="Textoennegrita"/>
-        </w:rPr>
-        <w:t>Admin</w:t>
-      </w:r>
-      <w:proofErr w:type="spellEnd"/>
-      <w:r>
-        <w:rPr>
-          <w:rStyle w:val="Textoennegrita"/>
-        </w:rPr>
-        <w:t xml:space="preserve">: </w:t>
+          <w:bCs w:val="0"/>
+        </w:rPr>
+        <w:t>Admin:</w:t>
       </w:r>
       <w:r>
         <w:rPr>
           <w:rStyle w:val="Textoennegrita"/>
           <w:b w:val="0"/>
         </w:rPr>
-        <w:t>Participa de forma indirecta (registra empleados y genera códigos QR)</w:t>
-      </w:r>
-    </w:p>
-    <w:p>
-      <w:pPr>
-        <w:numPr>
-          <w:ilvl w:val="0"/>
-          <w:numId w:val="6"/>
-        </w:numPr>
-        <w:spacing w:line="276" w:lineRule="auto"/>
-        <w:rPr>
-          <w:b/>
-          <w:bCs/>
-        </w:rPr>
-      </w:pPr>
-      <w:r>
-        <w:rPr>
-          <w:rStyle w:val="Textoennegrita"/>
-        </w:rPr>
-        <w:t xml:space="preserve">Usuario: </w:t>
-      </w:r>
-      <w:r>
-        <w:rPr>
-          <w:rStyle w:val="Textoennegrita"/>
-          <w:b w:val="0"/>
-        </w:rPr>
-        <w:t>Participa de forma indirecta (registro inicial en el sistema)</w:t>
+        <w:t xml:space="preserve"> Puede gestionar configuraciones globales</w:t>
       </w:r>
     </w:p>
     <w:p>
@@ -5408,32 +5251,60 @@
       <w:bookmarkEnd w:id="12"/>
     </w:p>
     <w:p>
+      <w:bookmarkStart w:id="13" w:name="_Toc296587030"/>
+      <w:r>
+        <w:t>Para que el registro de un empleado se realice correctamente, es necesario que se cumplan ciertas condiciones relacionadas con la existencia de la empresa y la autenticación del usuario que realiza la acción.</w:t>
+      </w:r>
+    </w:p>
+    <w:p>
       <w:pPr>
         <w:ind w:left="425"/>
       </w:pPr>
-      <w:bookmarkStart w:id="13" w:name="_Toc296587030"/>
-      <w:r>
-        <w:t>• El empleado debe estar registrado en el sistema</w:t>
-      </w:r>
-      <w:r>
-        <w:br/>
-        <w:t>• El empleado debe contar con un código QR válido</w:t>
-      </w:r>
-      <w:r>
-        <w:br/>
-        <w:t>• El restaurante debe estar registrado en el sistema</w:t>
-      </w:r>
-      <w:r>
-        <w:br/>
-        <w:t>• Debe existir un convenio activo entre la empresa y el restaurante</w:t>
-      </w:r>
-      <w:r>
-        <w:br/>
-        <w:t>• El sistema debe estar operativo y accesible</w:t>
-      </w:r>
-      <w:r>
-        <w:br/>
-        <w:t>• El usuario del restaurante debe estar autenticado en la plataforma</w:t>
+    </w:p>
+    <w:p>
+      <w:pPr>
+        <w:ind w:left="425"/>
+      </w:pPr>
+    </w:p>
+    <w:p>
+      <w:pPr>
+        <w:ind w:left="425"/>
+      </w:pPr>
+      <w:r>
+        <w:lastRenderedPageBreak/>
+        <w:t>• La empresa debe estar registrada en el sistema</w:t>
+      </w:r>
+    </w:p>
+    <w:p>
+      <w:pPr>
+        <w:ind w:left="425"/>
+      </w:pPr>
+      <w:r>
+        <w:t>• El usuario (Company Admin) debe estar autenticado</w:t>
+      </w:r>
+    </w:p>
+    <w:p>
+      <w:pPr>
+        <w:ind w:left="425"/>
+      </w:pPr>
+      <w:r>
+        <w:t>• Debe existir un tenant válido</w:t>
+      </w:r>
+    </w:p>
+    <w:p>
+      <w:pPr>
+        <w:ind w:left="425"/>
+      </w:pPr>
+      <w:r>
+        <w:t>• Los datos del empleado deben ser válidos</w:t>
+      </w:r>
+    </w:p>
+    <w:p>
+      <w:pPr>
+        <w:ind w:left="425"/>
+      </w:pPr>
+      <w:r>
+        <w:t>• El sistema debe estar disponible</w:t>
       </w:r>
     </w:p>
     <w:p>
@@ -5446,7 +5317,6 @@
       </w:pPr>
       <w:bookmarkStart w:id="14" w:name="_Toc227178516"/>
       <w:r>
-        <w:lastRenderedPageBreak/>
         <w:t>Flujo de Eventos</w:t>
       </w:r>
       <w:bookmarkEnd w:id="8"/>
@@ -5482,123 +5352,20 @@
       <w:bookmarkEnd w:id="17"/>
     </w:p>
     <w:p>
+      <w:pPr>
+        <w:spacing w:line="276" w:lineRule="auto"/>
+      </w:pPr>
       <w:bookmarkStart w:id="18" w:name="_Toc296587032"/>
       <w:bookmarkStart w:id="19" w:name="_Toc535910788"/>
       <w:r>
-        <w:t>5.1 Flujo Básico</w:t>
-      </w:r>
-    </w:p>
-    <w:p>
-      <w:pPr>
-        <w:numPr>
-          <w:ilvl w:val="0"/>
-          <w:numId w:val="8"/>
-        </w:numPr>
-      </w:pPr>
-      <w:r>
-        <w:t>El caso de uso inicia cuando el Empleado presenta su código QR en el restaurante.</w:t>
-      </w:r>
-    </w:p>
-    <w:p>
-      <w:pPr>
-        <w:numPr>
-          <w:ilvl w:val="0"/>
-          <w:numId w:val="8"/>
-        </w:numPr>
-      </w:pPr>
-      <w:r>
-        <w:t xml:space="preserve">El Restaurante escanea el código QR utilizando la aplicación del sistema </w:t>
-      </w:r>
-      <w:proofErr w:type="spellStart"/>
-      <w:r>
-        <w:t>MesaPass</w:t>
-      </w:r>
-      <w:proofErr w:type="spellEnd"/>
-      <w:r>
-        <w:t>.</w:t>
-      </w:r>
-    </w:p>
-    <w:p>
-      <w:pPr>
-        <w:numPr>
-          <w:ilvl w:val="0"/>
-          <w:numId w:val="8"/>
-        </w:numPr>
-      </w:pPr>
-      <w:r>
-        <w:t xml:space="preserve">El Sistema </w:t>
-      </w:r>
-      <w:proofErr w:type="spellStart"/>
-      <w:r>
-        <w:t>MesaPass</w:t>
-      </w:r>
-      <w:proofErr w:type="spellEnd"/>
-      <w:r>
-        <w:t> recibe el código QR y valida su autenticidad (verifica que corresponda a un empleado registrado).</w:t>
-      </w:r>
-    </w:p>
-    <w:p>
-      <w:pPr>
-        <w:numPr>
-          <w:ilvl w:val="0"/>
-          <w:numId w:val="8"/>
-        </w:numPr>
-      </w:pPr>
-      <w:r>
-        <w:t>El Sistema obtiene los datos del empleado asociados al código QR.</w:t>
-      </w:r>
-    </w:p>
-    <w:p>
-      <w:pPr>
-        <w:numPr>
-          <w:ilvl w:val="0"/>
-          <w:numId w:val="8"/>
-        </w:numPr>
-      </w:pPr>
-      <w:r>
-        <w:t>El Restaurante confirma el consumo ingresando detalles de la comida (tipo de comida y valor).</w:t>
-      </w:r>
-    </w:p>
-    <w:p>
-      <w:pPr>
-        <w:numPr>
-          <w:ilvl w:val="0"/>
-          <w:numId w:val="8"/>
-        </w:numPr>
-      </w:pPr>
-      <w:r>
-        <w:t>El Sistema verifica que exista un convenio activo entre la empresa del empleado y el restaurante.</w:t>
-      </w:r>
-    </w:p>
-    <w:p>
-      <w:pPr>
-        <w:numPr>
-          <w:ilvl w:val="0"/>
-          <w:numId w:val="8"/>
-        </w:numPr>
-      </w:pPr>
-      <w:r>
-        <w:t xml:space="preserve">El Sistema calcula el monto a cobrar según el tipo de convenio (prepago, </w:t>
-      </w:r>
-      <w:proofErr w:type="spellStart"/>
-      <w:r>
-        <w:t>postpago</w:t>
-      </w:r>
-      <w:proofErr w:type="spellEnd"/>
-      <w:r>
-        <w:t xml:space="preserve"> o mixto).</w:t>
-      </w:r>
-    </w:p>
-    <w:p>
-      <w:pPr>
-        <w:numPr>
-          <w:ilvl w:val="0"/>
-          <w:numId w:val="8"/>
-        </w:numPr>
-      </w:pPr>
-      <w:r>
-        <w:t>El Sistema registra el consumo con los datos proporcionados.</w:t>
-      </w:r>
+        <w:t>El flujo básico describe el proceso estándar para registrar un empleado dentro del sistema sin errores.</w:t>
+      </w:r>
+    </w:p>
+    <w:p>
+      <w:pPr>
+        <w:spacing w:line="276" w:lineRule="auto"/>
+        <w:ind w:left="720"/>
+      </w:pPr>
     </w:p>
     <w:p>
       <w:pPr>
@@ -5609,7 +5376,7 @@
         <w:spacing w:line="276" w:lineRule="auto"/>
       </w:pPr>
       <w:r>
-        <w:t>El Sistema guarda el registro del consumo en la base de datos.</w:t>
+        <w:t>El Company Admin accede al módulo de empleados</w:t>
       </w:r>
     </w:p>
     <w:p>
@@ -5621,7 +5388,82 @@
         <w:spacing w:line="276" w:lineRule="auto"/>
       </w:pPr>
       <w:r>
-        <w:t>El Sistema informa al Restaurante que el consumo ha sido registrado correctamente.</w:t>
+        <w:t>El Company Admin selecciona la opción “Registrar empleado”</w:t>
+      </w:r>
+    </w:p>
+    <w:p>
+      <w:pPr>
+        <w:numPr>
+          <w:ilvl w:val="0"/>
+          <w:numId w:val="8"/>
+        </w:numPr>
+        <w:spacing w:line="276" w:lineRule="auto"/>
+      </w:pPr>
+      <w:r>
+        <w:t>El Company Admin ingresa los datos del empleado (nombre, identificación, email, etc.)</w:t>
+      </w:r>
+    </w:p>
+    <w:p>
+      <w:pPr>
+        <w:numPr>
+          <w:ilvl w:val="0"/>
+          <w:numId w:val="8"/>
+        </w:numPr>
+        <w:spacing w:line="276" w:lineRule="auto"/>
+      </w:pPr>
+      <w:r>
+        <w:t>El Sistema valida la información ingresada</w:t>
+      </w:r>
+    </w:p>
+    <w:p>
+      <w:pPr>
+        <w:numPr>
+          <w:ilvl w:val="0"/>
+          <w:numId w:val="8"/>
+        </w:numPr>
+        <w:spacing w:line="276" w:lineRule="auto"/>
+      </w:pPr>
+      <w:r>
+        <w:t>El Sistema verifica que el empleado no esté previamente registrado</w:t>
+      </w:r>
+    </w:p>
+    <w:p>
+      <w:pPr>
+        <w:numPr>
+          <w:ilvl w:val="0"/>
+          <w:numId w:val="8"/>
+        </w:numPr>
+        <w:spacing w:line="276" w:lineRule="auto"/>
+      </w:pPr>
+      <w:r>
+        <w:t>El Sistema crea el registro del empleado asociado a la empresa</w:t>
+      </w:r>
+    </w:p>
+    <w:p>
+      <w:pPr>
+        <w:numPr>
+          <w:ilvl w:val="0"/>
+          <w:numId w:val="8"/>
+        </w:numPr>
+        <w:spacing w:line="276" w:lineRule="auto"/>
+      </w:pPr>
+      <w:r>
+        <w:t>El Sistema genera un identificador único para el empleado</w:t>
+      </w:r>
+    </w:p>
+    <w:p>
+      <w:pPr>
+        <w:numPr>
+          <w:ilvl w:val="0"/>
+          <w:numId w:val="8"/>
+        </w:numPr>
+        <w:spacing w:line="276" w:lineRule="auto"/>
+      </w:pPr>
+      <w:r>
+        <w:t>El Sistema confirma el registro exitoso</w:t>
+      </w:r>
+      <w:r>
+        <w:t>.</w:t>
       </w:r>
     </w:p>
     <w:p>
@@ -5678,15 +5520,40 @@
         <w:t xml:space="preserve">SF01. </w:t>
       </w:r>
       <w:bookmarkEnd w:id="21"/>
+      <w:bookmarkEnd w:id="22"/>
       <w:r>
         <w:rPr>
           <w:sz w:val="20"/>
           <w:szCs w:val="20"/>
           <w:lang w:val="es-ES"/>
         </w:rPr>
-        <w:t>Registro de Consumo</w:t>
-      </w:r>
-      <w:bookmarkEnd w:id="22"/>
+        <w:t>Validación de Datos</w:t>
+      </w:r>
+    </w:p>
+    <w:p>
+      <w:pPr>
+        <w:rPr>
+          <w:rFonts w:cs="Arial"/>
+          <w:lang w:eastAsia="es-EC"/>
+        </w:rPr>
+      </w:pPr>
+      <w:bookmarkStart w:id="23" w:name="_Toc296587034"/>
+      <w:r>
+        <w:rPr>
+          <w:rFonts w:cs="Arial"/>
+          <w:lang w:eastAsia="es-EC"/>
+        </w:rPr>
+        <w:t>Este subflujo asegura que la información ingresada cumpla con los requisitos definidos por el sistema antes de proceder con el registro.</w:t>
+      </w:r>
+    </w:p>
+    <w:p>
+      <w:pPr>
+        <w:ind w:left="785"/>
+        <w:rPr>
+          <w:rFonts w:cs="Arial"/>
+          <w:lang w:eastAsia="es-EC"/>
+        </w:rPr>
+      </w:pPr>
     </w:p>
     <w:p>
       <w:pPr>
@@ -5694,20 +5561,17 @@
           <w:ilvl w:val="0"/>
           <w:numId w:val="10"/>
         </w:numPr>
-        <w:suppressAutoHyphens w:val="0"/>
-        <w:jc w:val="left"/>
         <w:rPr>
           <w:rFonts w:cs="Arial"/>
           <w:lang w:eastAsia="es-EC"/>
         </w:rPr>
       </w:pPr>
-      <w:bookmarkStart w:id="23" w:name="_Toc296587034"/>
       <w:r>
         <w:rPr>
           <w:rFonts w:cs="Arial"/>
           <w:lang w:eastAsia="es-EC"/>
         </w:rPr>
-        <w:t xml:space="preserve">El Sistema valida que exista un convenio activo entre la empresa y el restaurante. </w:t>
+        <w:t>Validación de campos obligatorios</w:t>
       </w:r>
     </w:p>
     <w:p>
@@ -5716,8 +5580,6 @@
           <w:ilvl w:val="0"/>
           <w:numId w:val="10"/>
         </w:numPr>
-        <w:suppressAutoHyphens w:val="0"/>
-        <w:jc w:val="left"/>
         <w:rPr>
           <w:rFonts w:cs="Arial"/>
           <w:lang w:eastAsia="es-EC"/>
@@ -5728,23 +5590,7 @@
           <w:rFonts w:cs="Arial"/>
           <w:lang w:eastAsia="es-EC"/>
         </w:rPr>
-        <w:t xml:space="preserve">El Sistema verifica las condiciones del convenio (prepago, </w:t>
-      </w:r>
-      <w:proofErr w:type="spellStart"/>
-      <w:r>
-        <w:rPr>
-          <w:rFonts w:cs="Arial"/>
-          <w:lang w:eastAsia="es-EC"/>
-        </w:rPr>
-        <w:t>postpago</w:t>
-      </w:r>
-      <w:proofErr w:type="spellEnd"/>
-      <w:r>
-        <w:rPr>
-          <w:rFonts w:cs="Arial"/>
-          <w:lang w:eastAsia="es-EC"/>
-        </w:rPr>
-        <w:t xml:space="preserve"> o mixto). </w:t>
+        <w:t>Validación de formato de email</w:t>
       </w:r>
     </w:p>
     <w:p>
@@ -5753,8 +5599,6 @@
           <w:ilvl w:val="0"/>
           <w:numId w:val="10"/>
         </w:numPr>
-        <w:suppressAutoHyphens w:val="0"/>
-        <w:jc w:val="left"/>
         <w:rPr>
           <w:rFonts w:cs="Arial"/>
           <w:lang w:eastAsia="es-EC"/>
@@ -5765,7 +5609,7 @@
           <w:rFonts w:cs="Arial"/>
           <w:lang w:eastAsia="es-EC"/>
         </w:rPr>
-        <w:t xml:space="preserve">El Sistema calcula el monto correspondiente al consumo. </w:t>
+        <w:t>Verificación de unicidad (email o identificación)</w:t>
       </w:r>
     </w:p>
     <w:p>
@@ -5774,20 +5618,84 @@
           <w:ilvl w:val="0"/>
           <w:numId w:val="10"/>
         </w:numPr>
-        <w:suppressAutoHyphens w:val="0"/>
-        <w:jc w:val="left"/>
+        <w:rPr>
+          <w:rFonts w:cs="Arial"/>
+        </w:rPr>
+      </w:pPr>
+      <w:r>
         <w:rPr>
           <w:rFonts w:cs="Arial"/>
           <w:lang w:eastAsia="es-EC"/>
         </w:rPr>
-      </w:pPr>
-      <w:r>
+        <w:t>Retorno al flujo principal</w:t>
+      </w:r>
+    </w:p>
+    <w:p>
+      <w:pPr>
+        <w:pStyle w:val="Ttulo3"/>
+        <w:spacing w:line="276" w:lineRule="auto"/>
+        <w:rPr>
+          <w:sz w:val="20"/>
+          <w:szCs w:val="20"/>
+          <w:lang w:val="es-ES"/>
+        </w:rPr>
+      </w:pPr>
+      <w:r>
+        <w:rPr>
+          <w:sz w:val="20"/>
+          <w:szCs w:val="20"/>
+          <w:lang w:val="es-ES"/>
+        </w:rPr>
+        <w:t>SF0</w:t>
+      </w:r>
+      <w:r>
+        <w:rPr>
+          <w:sz w:val="20"/>
+          <w:szCs w:val="20"/>
+          <w:lang w:val="es-ES"/>
+        </w:rPr>
+        <w:t>2</w:t>
+      </w:r>
+      <w:r>
+        <w:rPr>
+          <w:sz w:val="20"/>
+          <w:szCs w:val="20"/>
+          <w:lang w:val="es-ES"/>
+        </w:rPr>
+        <w:t xml:space="preserve">. </w:t>
+      </w:r>
+      <w:r>
+        <w:rPr>
+          <w:sz w:val="20"/>
+          <w:szCs w:val="20"/>
+          <w:lang w:val="es-ES"/>
+        </w:rPr>
+        <w:t>Generación de Identificador</w:t>
+      </w:r>
+    </w:p>
+    <w:p>
+      <w:pPr>
         <w:rPr>
           <w:rFonts w:cs="Arial"/>
           <w:lang w:eastAsia="es-EC"/>
         </w:rPr>
-        <w:t xml:space="preserve">El Sistema registra el consumo con los datos del empleado y del restaurante. </w:t>
-      </w:r>
+      </w:pPr>
+      <w:r>
+        <w:rPr>
+          <w:rFonts w:cs="Arial"/>
+          <w:lang w:eastAsia="es-EC"/>
+        </w:rPr>
+        <w:t>Este subflujo se encarga de generar un identificador único para el empleado dentro del sistema.</w:t>
+      </w:r>
+    </w:p>
+    <w:p>
+      <w:pPr>
+        <w:ind w:left="785"/>
+        <w:rPr>
+          <w:rFonts w:cs="Arial"/>
+          <w:lang w:eastAsia="es-EC"/>
+        </w:rPr>
+      </w:pPr>
     </w:p>
     <w:p>
       <w:pPr>
@@ -5795,8 +5703,6 @@
           <w:ilvl w:val="0"/>
           <w:numId w:val="10"/>
         </w:numPr>
-        <w:suppressAutoHyphens w:val="0"/>
-        <w:jc w:val="left"/>
         <w:rPr>
           <w:rFonts w:cs="Arial"/>
           <w:lang w:eastAsia="es-EC"/>
@@ -5807,7 +5713,7 @@
           <w:rFonts w:cs="Arial"/>
           <w:lang w:eastAsia="es-EC"/>
         </w:rPr>
-        <w:t xml:space="preserve">El Sistema almacena el registro en la base de datos. </w:t>
+        <w:t>Generación de ID único del empleado</w:t>
       </w:r>
     </w:p>
     <w:p>
@@ -5818,6 +5724,7 @@
         </w:numPr>
         <w:rPr>
           <w:rFonts w:cs="Arial"/>
+          <w:lang w:eastAsia="es-EC"/>
         </w:rPr>
       </w:pPr>
       <w:r>
@@ -5825,8 +5732,59 @@
           <w:rFonts w:cs="Arial"/>
           <w:lang w:eastAsia="es-EC"/>
         </w:rPr>
-        <w:t>El flujo retorna al proceso principal.</w:t>
-      </w:r>
+        <w:t>Asociación con el tenant</w:t>
+      </w:r>
+    </w:p>
+    <w:p>
+      <w:pPr>
+        <w:numPr>
+          <w:ilvl w:val="0"/>
+          <w:numId w:val="10"/>
+        </w:numPr>
+        <w:rPr>
+          <w:rFonts w:cs="Arial"/>
+          <w:lang w:eastAsia="es-EC"/>
+        </w:rPr>
+      </w:pPr>
+      <w:r>
+        <w:rPr>
+          <w:rFonts w:cs="Arial"/>
+          <w:lang w:eastAsia="es-EC"/>
+        </w:rPr>
+        <w:t>Registro en base de datos</w:t>
+      </w:r>
+    </w:p>
+    <w:p>
+      <w:pPr>
+        <w:numPr>
+          <w:ilvl w:val="0"/>
+          <w:numId w:val="10"/>
+        </w:numPr>
+        <w:rPr>
+          <w:rFonts w:cs="Arial"/>
+        </w:rPr>
+      </w:pPr>
+      <w:r>
+        <w:rPr>
+          <w:rFonts w:cs="Arial"/>
+          <w:lang w:eastAsia="es-EC"/>
+        </w:rPr>
+        <w:t>Retorno al flujo principal</w:t>
+      </w:r>
+      <w:r>
+        <w:rPr>
+          <w:rFonts w:cs="Arial"/>
+          <w:lang w:eastAsia="es-EC"/>
+        </w:rPr>
+        <w:t>.</w:t>
+      </w:r>
+    </w:p>
+    <w:p>
+      <w:pPr>
+        <w:rPr>
+          <w:rFonts w:cs="Arial"/>
+        </w:rPr>
+      </w:pPr>
     </w:p>
     <w:p>
       <w:pPr>
@@ -5889,7 +5847,23 @@
           <w:szCs w:val="20"/>
           <w:lang w:val="es-ES"/>
         </w:rPr>
-        <w:t>FA01. &lt; Primer Flujo Alterno &gt;</w:t>
+        <w:t xml:space="preserve">FA01. &lt; </w:t>
+      </w:r>
+      <w:r>
+        <w:rPr>
+          <w:sz w:val="20"/>
+          <w:szCs w:val="20"/>
+          <w:lang w:val="es-ES"/>
+        </w:rPr>
+        <w:t>Empleado ya registrado</w:t>
+      </w:r>
+      <w:r>
+        <w:rPr>
+          <w:sz w:val="20"/>
+          <w:szCs w:val="20"/>
+          <w:lang w:val="es-ES"/>
+        </w:rPr>
+        <w:t>&gt;</w:t>
       </w:r>
       <w:bookmarkEnd w:id="25"/>
       <w:bookmarkEnd w:id="26"/>
@@ -5899,6 +5873,16 @@
       <w:bookmarkEnd w:id="30"/>
     </w:p>
     <w:p>
+      <w:r>
+        <w:t>Este flujo ocurre cuando el sistema detecta que el empleado ya existe en la base de datos.</w:t>
+      </w:r>
+    </w:p>
+    <w:p>
+      <w:pPr>
+        <w:ind w:left="720"/>
+      </w:pPr>
+    </w:p>
+    <w:p>
       <w:pPr>
         <w:numPr>
           <w:ilvl w:val="0"/>
@@ -5906,7 +5890,7 @@
         </w:numPr>
       </w:pPr>
       <w:r>
-        <w:t>El Sistema detecta que el código QR no es válido o no existe.</w:t>
+        <w:t>El Sistema detecta duplicidad</w:t>
       </w:r>
     </w:p>
     <w:p>
@@ -5917,7 +5901,7 @@
         </w:numPr>
       </w:pPr>
       <w:r>
-        <w:t>El Sistema muestra un mensaje de error al restaurante.</w:t>
+        <w:t>El Sistema muestra mensaje de error</w:t>
       </w:r>
     </w:p>
     <w:p>
@@ -5928,7 +5912,10 @@
         </w:numPr>
       </w:pPr>
       <w:r>
-        <w:t>El proceso finaliza sin registrar el consumo.</w:t>
+        <w:t>El proceso finaliza sin registrar</w:t>
+      </w:r>
+      <w:r>
+        <w:t>.</w:t>
       </w:r>
     </w:p>
     <w:p>
@@ -5958,7 +5945,23 @@
           <w:szCs w:val="20"/>
           <w:lang w:val="es-ES"/>
         </w:rPr>
-        <w:t>FA02. &lt; Segundo Flujo Alterno &gt;</w:t>
+        <w:t xml:space="preserve">FA02. &lt; </w:t>
+      </w:r>
+      <w:r>
+        <w:rPr>
+          <w:sz w:val="20"/>
+          <w:szCs w:val="20"/>
+          <w:lang w:val="es-ES"/>
+        </w:rPr>
+        <w:t>Datos inválidos</w:t>
+      </w:r>
+      <w:r>
+        <w:rPr>
+          <w:sz w:val="20"/>
+          <w:szCs w:val="20"/>
+          <w:lang w:val="es-ES"/>
+        </w:rPr>
+        <w:t>&gt;</w:t>
       </w:r>
       <w:bookmarkEnd w:id="31"/>
       <w:bookmarkEnd w:id="32"/>
@@ -5969,25 +5972,47 @@
     </w:p>
     <w:p>
       <w:pPr>
+        <w:rPr>
+          <w:rFonts w:cs="Arial"/>
+          <w:lang w:eastAsia="es-EC"/>
+        </w:rPr>
+      </w:pPr>
+      <w:bookmarkStart w:id="37" w:name="_Toc296587037"/>
+      <w:bookmarkStart w:id="38" w:name="_Toc535910791"/>
+      <w:r>
+        <w:rPr>
+          <w:rFonts w:cs="Arial"/>
+          <w:lang w:eastAsia="es-EC"/>
+        </w:rPr>
+        <w:t>Este flujo se activa cuando los datos ingresados no cumplen con las validaciones requeridas.</w:t>
+      </w:r>
+    </w:p>
+    <w:p>
+      <w:pPr>
+        <w:ind w:left="720"/>
+        <w:rPr>
+          <w:rFonts w:cs="Arial"/>
+          <w:lang w:eastAsia="es-EC"/>
+        </w:rPr>
+      </w:pPr>
+    </w:p>
+    <w:p>
+      <w:pPr>
         <w:numPr>
           <w:ilvl w:val="0"/>
           <w:numId w:val="12"/>
         </w:numPr>
-        <w:suppressAutoHyphens w:val="0"/>
-        <w:jc w:val="left"/>
         <w:rPr>
           <w:rFonts w:cs="Arial"/>
           <w:lang w:eastAsia="es-EC"/>
         </w:rPr>
       </w:pPr>
-      <w:bookmarkStart w:id="37" w:name="_Toc296587037"/>
-      <w:bookmarkStart w:id="38" w:name="_Toc535910791"/>
       <w:r>
         <w:rPr>
           <w:rFonts w:cs="Arial"/>
           <w:lang w:eastAsia="es-EC"/>
         </w:rPr>
-        <w:t xml:space="preserve">El Sistema detecta que no existe un convenio vigente entre la empresa y el restaurante. </w:t>
+        <w:t>El Sistema detecta errores en los datos</w:t>
       </w:r>
     </w:p>
     <w:p>
@@ -5996,8 +6021,6 @@
           <w:ilvl w:val="0"/>
           <w:numId w:val="12"/>
         </w:numPr>
-        <w:suppressAutoHyphens w:val="0"/>
-        <w:jc w:val="left"/>
         <w:rPr>
           <w:rFonts w:cs="Arial"/>
           <w:lang w:eastAsia="es-EC"/>
@@ -6008,7 +6031,7 @@
           <w:rFonts w:cs="Arial"/>
           <w:lang w:eastAsia="es-EC"/>
         </w:rPr>
-        <w:t xml:space="preserve">El Sistema muestra una notificación indicando que no se puede realizar el consumo. </w:t>
+        <w:t>El Sistema muestra los errores</w:t>
       </w:r>
     </w:p>
     <w:p>
@@ -6019,7 +6042,7 @@
         </w:numPr>
         <w:rPr>
           <w:rFonts w:cs="Arial"/>
-          <w:sz w:val="16"/>
+          <w:lang w:eastAsia="es-EC"/>
         </w:rPr>
       </w:pPr>
       <w:r>
@@ -6027,64 +6050,34 @@
           <w:rFonts w:cs="Arial"/>
           <w:lang w:eastAsia="es-EC"/>
         </w:rPr>
-        <w:t>El proceso finaliza sin registrar el consumo.</w:t>
-      </w:r>
-    </w:p>
-    <w:p>
-      <w:pPr>
+        <w:t>El usuario corrige la información</w:t>
+      </w:r>
+    </w:p>
+    <w:p>
+      <w:pPr>
+        <w:numPr>
+          <w:ilvl w:val="0"/>
+          <w:numId w:val="12"/>
+        </w:numPr>
+        <w:rPr>
+          <w:rFonts w:cs="Arial"/>
+          <w:sz w:val="16"/>
+        </w:rPr>
+      </w:pPr>
+      <w:r>
         <w:rPr>
           <w:rFonts w:cs="Arial"/>
           <w:lang w:eastAsia="es-EC"/>
         </w:rPr>
-      </w:pPr>
-    </w:p>
-    <w:p>
-      <w:pPr>
+        <w:t>El flujo retorna al ingreso de datos</w:t>
+      </w:r>
+      <w:r>
         <w:rPr>
           <w:rFonts w:cs="Arial"/>
           <w:lang w:eastAsia="es-EC"/>
         </w:rPr>
-      </w:pPr>
-    </w:p>
-    <w:p>
-      <w:pPr>
-        <w:rPr>
-          <w:rFonts w:cs="Arial"/>
-          <w:lang w:eastAsia="es-EC"/>
-        </w:rPr>
-      </w:pPr>
-    </w:p>
-    <w:p>
-      <w:pPr>
-        <w:rPr>
-          <w:rFonts w:cs="Arial"/>
-          <w:lang w:eastAsia="es-EC"/>
-        </w:rPr>
-      </w:pPr>
-    </w:p>
-    <w:p>
-      <w:pPr>
-        <w:rPr>
-          <w:rFonts w:cs="Arial"/>
-          <w:lang w:eastAsia="es-EC"/>
-        </w:rPr>
-      </w:pPr>
-    </w:p>
-    <w:p>
-      <w:pPr>
-        <w:rPr>
-          <w:rFonts w:cs="Arial"/>
-          <w:lang w:eastAsia="es-EC"/>
-        </w:rPr>
-      </w:pPr>
-    </w:p>
-    <w:p>
-      <w:pPr>
-        <w:rPr>
-          <w:rFonts w:cs="Arial"/>
-          <w:sz w:val="16"/>
-        </w:rPr>
-      </w:pPr>
+        <w:t>.</w:t>
+      </w:r>
     </w:p>
     <w:p>
       <w:pPr>
@@ -6096,7 +6089,6 @@
       </w:pPr>
       <w:bookmarkStart w:id="39" w:name="_Toc227178523"/>
       <w:r>
-        <w:lastRenderedPageBreak/>
         <w:t>Reglas del Negocio</w:t>
       </w:r>
       <w:bookmarkEnd w:id="37"/>
@@ -6120,15 +6112,15 @@
         </w:rPr>
         <w:t xml:space="preserve">RN01. </w:t>
       </w:r>
+      <w:bookmarkEnd w:id="40"/>
       <w:r>
         <w:rPr>
           <w:i w:val="0"/>
           <w:sz w:val="24"/>
           <w:szCs w:val="24"/>
         </w:rPr>
-        <w:t>Validación de Código QR</w:t>
-      </w:r>
-      <w:bookmarkEnd w:id="40"/>
+        <w:t>Asociación a Empresa</w:t>
+      </w:r>
     </w:p>
     <w:p>
       <w:pPr>
@@ -6158,7 +6150,7 @@
           <w:sz w:val="24"/>
           <w:szCs w:val="24"/>
         </w:rPr>
-        <w:t>RN02. Convenio Activo</w:t>
+        <w:t xml:space="preserve">RN02. </w:t>
       </w:r>
       <w:bookmarkEnd w:id="42"/>
       <w:r>
@@ -6166,100 +6158,99 @@
           <w:sz w:val="24"/>
           <w:szCs w:val="24"/>
         </w:rPr>
-        <w:t xml:space="preserve">  </w:t>
-      </w:r>
-    </w:p>
-    <w:p>
-      <w:pPr>
-        <w:ind w:left="425"/>
-        <w:rPr>
-          <w:sz w:val="24"/>
-        </w:rPr>
-      </w:pPr>
-      <w:r>
-        <w:rPr>
-          <w:sz w:val="24"/>
-        </w:rPr>
-        <w:t>El consumo solo podrá registrarse si existe un convenio activo entre la empresa del empleado y el restaurante.</w:t>
-      </w:r>
-    </w:p>
-    <w:p>
-      <w:pPr>
-        <w:pStyle w:val="Ttulo2"/>
+        <w:t>Unicidad de Empleado</w:t>
+      </w:r>
+      <w:r>
         <w:rPr>
           <w:sz w:val="24"/>
           <w:szCs w:val="24"/>
         </w:rPr>
-      </w:pPr>
-      <w:bookmarkStart w:id="43" w:name="_Toc227178526"/>
-      <w:r>
+        <w:t xml:space="preserve">  </w:t>
+      </w:r>
+    </w:p>
+    <w:p>
+      <w:pPr>
+        <w:ind w:left="425"/>
+        <w:rPr>
+          <w:sz w:val="24"/>
+        </w:rPr>
+      </w:pPr>
+      <w:r>
+        <w:rPr>
+          <w:sz w:val="24"/>
+        </w:rPr>
+        <w:t>No pueden existir empleados duplicados dentro de una misma empresa</w:t>
+      </w:r>
+      <w:r>
+        <w:rPr>
+          <w:sz w:val="24"/>
+        </w:rPr>
+        <w:t>.</w:t>
+      </w:r>
+    </w:p>
+    <w:p>
+      <w:pPr>
+        <w:pStyle w:val="Ttulo2"/>
         <w:rPr>
           <w:sz w:val="24"/>
           <w:szCs w:val="24"/>
         </w:rPr>
-        <w:t>RN03. Cálculo de Consumo</w:t>
-      </w:r>
-      <w:bookmarkEnd w:id="43"/>
+      </w:pPr>
+      <w:bookmarkStart w:id="43" w:name="_Toc227178526"/>
       <w:r>
         <w:rPr>
           <w:sz w:val="24"/>
           <w:szCs w:val="24"/>
         </w:rPr>
-        <w:t xml:space="preserve"> </w:t>
-      </w:r>
-    </w:p>
-    <w:p>
-      <w:pPr>
-        <w:ind w:left="425"/>
-        <w:rPr>
-          <w:sz w:val="24"/>
-        </w:rPr>
-      </w:pPr>
-      <w:r>
-        <w:rPr>
-          <w:sz w:val="24"/>
-        </w:rPr>
-        <w:t xml:space="preserve">El monto del consumo debe calcularse en función del tipo de convenio establecido (prepago, </w:t>
-      </w:r>
-      <w:proofErr w:type="spellStart"/>
-      <w:r>
-        <w:rPr>
-          <w:sz w:val="24"/>
-        </w:rPr>
-        <w:t>postpago</w:t>
-      </w:r>
-      <w:proofErr w:type="spellEnd"/>
-      <w:r>
-        <w:rPr>
-          <w:sz w:val="24"/>
-        </w:rPr>
-        <w:t xml:space="preserve"> o mixto).</w:t>
-      </w:r>
-    </w:p>
-    <w:p>
-      <w:pPr>
-        <w:pStyle w:val="Ttulo2"/>
+        <w:t xml:space="preserve">RN03. </w:t>
+      </w:r>
+      <w:bookmarkEnd w:id="43"/>
+      <w:r>
         <w:rPr>
           <w:sz w:val="24"/>
           <w:szCs w:val="24"/>
         </w:rPr>
-      </w:pPr>
-      <w:bookmarkStart w:id="44" w:name="_Toc227178527"/>
-      <w:r>
+        <w:t>Identificador Único</w:t>
+      </w:r>
+    </w:p>
+    <w:p>
+      <w:pPr>
+        <w:ind w:left="425"/>
+        <w:rPr>
+          <w:sz w:val="24"/>
+        </w:rPr>
+      </w:pPr>
+      <w:r>
+        <w:rPr>
+          <w:sz w:val="24"/>
+        </w:rPr>
+        <w:t>Cada empleado debe tener un identificador único dentro del sistema.</w:t>
+      </w:r>
+    </w:p>
+    <w:p>
+      <w:pPr>
+        <w:pStyle w:val="Ttulo2"/>
         <w:rPr>
           <w:sz w:val="24"/>
           <w:szCs w:val="24"/>
         </w:rPr>
-        <w:t>RN04. Registro Único de Consum</w:t>
-      </w:r>
+      </w:pPr>
+      <w:bookmarkStart w:id="44" w:name="_Toc227178527"/>
       <w:r>
         <w:rPr>
           <w:sz w:val="24"/>
           <w:szCs w:val="24"/>
         </w:rPr>
-        <w:t>o</w:t>
+        <w:t xml:space="preserve">RN04. </w:t>
       </w:r>
       <w:bookmarkEnd w:id="44"/>
+      <w:r>
+        <w:rPr>
+          <w:sz w:val="24"/>
+          <w:szCs w:val="24"/>
+        </w:rPr>
+        <w:t>Preparación para QR</w:t>
+      </w:r>
     </w:p>
     <w:p>
       <w:pPr>
@@ -6272,7 +6263,13 @@
         <w:rPr>
           <w:sz w:val="24"/>
         </w:rPr>
-        <w:t>Cada consumo debe registrarse una única vez y quedar asociado al empleado, restaurante y convenio correspondiente.</w:t>
+        <w:t>El empleado registrado debe estar habilitado para la generación de código QR</w:t>
+      </w:r>
+      <w:r>
+        <w:rPr>
+          <w:sz w:val="24"/>
+        </w:rPr>
+        <w:t>.</w:t>
       </w:r>
     </w:p>
     <w:p>
@@ -6317,7 +6314,10 @@
     </w:p>
     <w:p>
       <w:r>
-        <w:t>El sistema debe garantizar autenticación y autorización mediante mecanismos seguros para evitar accesos no autorizados.</w:t>
+        <w:t>El sistema debe permitir el registro solo a usuarios autorizados</w:t>
+      </w:r>
+      <w:r>
+        <w:t>.</w:t>
       </w:r>
     </w:p>
     <w:p>
@@ -6344,7 +6344,10 @@
     </w:p>
     <w:p>
       <w:r>
-        <w:t>La validación del código QR y el registro del consumo deben ejecutarse en un tiempo menor a 2 segundos.</w:t>
+        <w:t>El registro del empleado debe completarse en menos de 2 segundos</w:t>
+      </w:r>
+      <w:r>
+        <w:t>.</w:t>
       </w:r>
     </w:p>
     <w:p>
@@ -6371,7 +6374,10 @@
     </w:p>
     <w:p>
       <w:r>
-        <w:t>El sistema debe estar disponible para el registro de consumos en horarios operativos sin interrupciones.</w:t>
+        <w:t>El sistema debe permitir registros en todo momento</w:t>
+      </w:r>
+      <w:r>
+        <w:t>.</w:t>
       </w:r>
     </w:p>
     <w:p>
@@ -6392,13 +6398,17 @@
           <w:sz w:val="24"/>
           <w:szCs w:val="24"/>
         </w:rPr>
+        <w:lastRenderedPageBreak/>
         <w:t>RE04. Usabilidad</w:t>
       </w:r>
       <w:bookmarkEnd w:id="50"/>
     </w:p>
     <w:p>
       <w:r>
-        <w:t>La interfaz debe ser intuitiva y permitir al restaurante realizar el registro del consumo de forma rápida y sencilla.</w:t>
+        <w:t>La interfaz debe facilitar el ingreso de datos del empleado</w:t>
+      </w:r>
+      <w:r>
+        <w:t>.</w:t>
       </w:r>
     </w:p>
     <w:p>
@@ -6425,7 +6435,10 @@
     </w:p>
     <w:p>
       <w:r>
-        <w:t>El sistema debe garantizar que la información registrada sea consistente y no presente duplicidad en los consumos.</w:t>
+        <w:t>El sistema debe evitar inconsistencias y duplicidad en registros</w:t>
+      </w:r>
+      <w:r>
+        <w:t>.</w:t>
       </w:r>
     </w:p>
     <w:p>
@@ -6438,14 +6451,22 @@
       </w:pPr>
       <w:bookmarkStart w:id="52" w:name="_Toc296587041"/>
       <w:bookmarkStart w:id="53" w:name="_Toc227178534"/>
-      <w:proofErr w:type="spellStart"/>
-      <w:r>
-        <w:lastRenderedPageBreak/>
+      <w:r>
         <w:t>Poscondiciones</w:t>
       </w:r>
       <w:bookmarkEnd w:id="52"/>
       <w:bookmarkEnd w:id="53"/>
-      <w:proofErr w:type="spellEnd"/>
+    </w:p>
+    <w:p>
+      <w:bookmarkStart w:id="54" w:name="_Toc296587043"/>
+      <w:r>
+        <w:t>Una vez completado el proceso, el empleado queda listo para participar en el sistema.</w:t>
+      </w:r>
+    </w:p>
+    <w:p>
+      <w:pPr>
+        <w:ind w:left="720"/>
+      </w:pPr>
     </w:p>
     <w:p>
       <w:pPr>
@@ -6454,9 +6475,8 @@
           <w:numId w:val="13"/>
         </w:numPr>
       </w:pPr>
-      <w:bookmarkStart w:id="54" w:name="_Toc296587043"/>
-      <w:r>
-        <w:t>El consumo queda registrado correctamente en el sistema</w:t>
+      <w:r>
+        <w:t>El empleado queda registrado en el sistema</w:t>
       </w:r>
     </w:p>
     <w:p>
@@ -6467,7 +6487,7 @@
         </w:numPr>
       </w:pPr>
       <w:r>
-        <w:t>La información del consumo se almacena en la base de datos</w:t>
+        <w:t>El empleado queda asociado a una empresa</w:t>
       </w:r>
     </w:p>
     <w:p>
@@ -6478,7 +6498,7 @@
         </w:numPr>
       </w:pPr>
       <w:r>
-        <w:t>El consumo queda asociado al empleado, restaurante y convenio</w:t>
+        <w:t>El empleado puede generar su código QR</w:t>
       </w:r>
     </w:p>
     <w:p>
@@ -6489,7 +6509,7 @@
         </w:numPr>
       </w:pPr>
       <w:r>
-        <w:t>Se actualizan los datos para reportes y facturación</w:t>
+        <w:t>La información se almacena correctamente</w:t>
       </w:r>
     </w:p>
     <w:p>
@@ -6500,7 +6520,10 @@
         </w:numPr>
       </w:pPr>
       <w:r>
-        <w:t>El sistema confirma la finalización del proceso al usuario</w:t>
+        <w:t xml:space="preserve">El sistema confirma </w:t>
+      </w:r>
+      <w:r>
+        <w:t>el registro</w:t>
       </w:r>
     </w:p>
     <w:p>
@@ -6518,49 +6541,48 @@
       <w:bookmarkEnd w:id="54"/>
       <w:bookmarkEnd w:id="55"/>
     </w:p>
+    <w:p>
+      <w:r>
+        <w:t>En este apartado se identifican los casos de uso relacionados con el registro de empleados dentro del flujo general del sistema.</w:t>
+      </w:r>
+    </w:p>
     <w:tbl>
       <w:tblPr>
+        <w:tblStyle w:val="Tablaconcuadrcula2-nfasis5"/>
         <w:tblW w:w="0" w:type="auto"/>
-        <w:tblInd w:w="1101" w:type="dxa"/>
-        <w:tblBorders>
-          <w:top w:val="single" w:sz="4" w:space="0" w:color="auto"/>
-          <w:left w:val="single" w:sz="4" w:space="0" w:color="auto"/>
-          <w:bottom w:val="single" w:sz="4" w:space="0" w:color="auto"/>
-          <w:right w:val="single" w:sz="4" w:space="0" w:color="auto"/>
-          <w:insideH w:val="single" w:sz="4" w:space="0" w:color="auto"/>
-          <w:insideV w:val="single" w:sz="4" w:space="0" w:color="auto"/>
-        </w:tblBorders>
-        <w:tblLook w:val="01E0" w:firstRow="1" w:lastRow="1" w:firstColumn="1" w:lastColumn="1" w:noHBand="0" w:noVBand="0"/>
+        <w:jc w:val="center"/>
+        <w:tblLook w:val="04A0" w:firstRow="1" w:lastRow="0" w:firstColumn="1" w:lastColumn="0" w:noHBand="0" w:noVBand="1"/>
       </w:tblPr>
       <w:tblGrid>
-        <w:gridCol w:w="3554"/>
-        <w:gridCol w:w="3720"/>
+        <w:gridCol w:w="3310"/>
+        <w:gridCol w:w="1910"/>
       </w:tblGrid>
       <w:tr>
         <w:trPr>
-          <w:trHeight w:val="333"/>
+          <w:cnfStyle w:val="100000000000" w:firstRow="1" w:lastRow="0" w:firstColumn="0" w:lastColumn="0" w:oddVBand="0" w:evenVBand="0" w:oddHBand="0" w:evenHBand="0" w:firstRowFirstColumn="0" w:firstRowLastColumn="0" w:lastRowFirstColumn="0" w:lastRowLastColumn="0"/>
+          <w:jc w:val="center"/>
         </w:trPr>
         <w:tc>
           <w:tcPr>
-            <w:tcW w:w="3554" w:type="dxa"/>
-            <w:shd w:val="clear" w:color="auto" w:fill="B8CCE4"/>
-            <w:vAlign w:val="center"/>
+            <w:cnfStyle w:val="001000000000" w:firstRow="0" w:lastRow="0" w:firstColumn="1" w:lastColumn="0" w:oddVBand="0" w:evenVBand="0" w:oddHBand="0" w:evenHBand="0" w:firstRowFirstColumn="0" w:firstRowLastColumn="0" w:lastRowFirstColumn="0" w:lastRowLastColumn="0"/>
+            <w:tcW w:w="0" w:type="auto"/>
+            <w:hideMark/>
           </w:tcPr>
           <w:p>
             <w:pPr>
               <w:suppressAutoHyphens w:val="0"/>
               <w:jc w:val="center"/>
               <w:rPr>
-                <w:rFonts w:ascii="Times New Roman" w:hAnsi="Times New Roman"/>
-                <w:b/>
-                <w:bCs/>
+                <w:rFonts w:cs="Arial"/>
+                <w:sz w:val="24"/>
                 <w:lang w:eastAsia="es-EC"/>
               </w:rPr>
             </w:pPr>
             <w:r>
               <w:rPr>
-                <w:b/>
-                <w:bCs/>
+                <w:rFonts w:cs="Arial"/>
+                <w:sz w:val="24"/>
+                <w:lang w:eastAsia="es-EC"/>
               </w:rPr>
               <w:t>Nombre Caso de uso</w:t>
             </w:r>
@@ -6568,22 +6590,25 @@
         </w:tc>
         <w:tc>
           <w:tcPr>
-            <w:tcW w:w="3720" w:type="dxa"/>
-            <w:shd w:val="clear" w:color="auto" w:fill="B8CCE4"/>
-            <w:vAlign w:val="center"/>
+            <w:tcW w:w="0" w:type="auto"/>
+            <w:hideMark/>
           </w:tcPr>
           <w:p>
             <w:pPr>
+              <w:suppressAutoHyphens w:val="0"/>
               <w:jc w:val="center"/>
-              <w:rPr>
-                <w:b/>
-                <w:bCs/>
+              <w:cnfStyle w:val="100000000000" w:firstRow="1" w:lastRow="0" w:firstColumn="0" w:lastColumn="0" w:oddVBand="0" w:evenVBand="0" w:oddHBand="0" w:evenHBand="0" w:firstRowFirstColumn="0" w:firstRowLastColumn="0" w:lastRowFirstColumn="0" w:lastRowLastColumn="0"/>
+              <w:rPr>
+                <w:rFonts w:cs="Arial"/>
+                <w:sz w:val="24"/>
+                <w:lang w:eastAsia="es-EC"/>
               </w:rPr>
             </w:pPr>
             <w:r>
               <w:rPr>
-                <w:b/>
-                <w:bCs/>
+                <w:rFonts w:cs="Arial"/>
+                <w:sz w:val="24"/>
+                <w:lang w:eastAsia="es-EC"/>
               </w:rPr>
               <w:t>Obligatoriedad</w:t>
             </w:r>
@@ -6592,29 +6617,57 @@
       </w:tr>
       <w:tr>
         <w:trPr>
-          <w:trHeight w:val="355"/>
+          <w:cnfStyle w:val="000000100000" w:firstRow="0" w:lastRow="0" w:firstColumn="0" w:lastColumn="0" w:oddVBand="0" w:evenVBand="0" w:oddHBand="1" w:evenHBand="0" w:firstRowFirstColumn="0" w:firstRowLastColumn="0" w:lastRowFirstColumn="0" w:lastRowLastColumn="0"/>
+          <w:jc w:val="center"/>
         </w:trPr>
         <w:tc>
           <w:tcPr>
-            <w:tcW w:w="3554" w:type="dxa"/>
-            <w:vAlign w:val="center"/>
+            <w:cnfStyle w:val="001000000000" w:firstRow="0" w:lastRow="0" w:firstColumn="1" w:lastColumn="0" w:oddVBand="0" w:evenVBand="0" w:oddHBand="0" w:evenHBand="0" w:firstRowFirstColumn="0" w:firstRowLastColumn="0" w:lastRowFirstColumn="0" w:lastRowLastColumn="0"/>
+            <w:tcW w:w="0" w:type="auto"/>
+            <w:hideMark/>
           </w:tcPr>
           <w:p>
             <w:pPr>
+              <w:suppressAutoHyphens w:val="0"/>
               <w:jc w:val="left"/>
+              <w:rPr>
+                <w:rFonts w:cs="Arial"/>
+                <w:sz w:val="24"/>
+                <w:lang w:eastAsia="es-EC"/>
+              </w:rPr>
             </w:pPr>
             <w:r>
+              <w:rPr>
+                <w:rFonts w:cs="Arial"/>
+                <w:sz w:val="24"/>
+                <w:lang w:eastAsia="es-EC"/>
+              </w:rPr>
               <w:t>Registro de usuario</w:t>
             </w:r>
           </w:p>
         </w:tc>
         <w:tc>
           <w:tcPr>
-            <w:tcW w:w="3720" w:type="dxa"/>
-            <w:vAlign w:val="center"/>
+            <w:tcW w:w="0" w:type="auto"/>
+            <w:hideMark/>
           </w:tcPr>
           <w:p>
+            <w:pPr>
+              <w:suppressAutoHyphens w:val="0"/>
+              <w:jc w:val="left"/>
+              <w:cnfStyle w:val="000000100000" w:firstRow="0" w:lastRow="0" w:firstColumn="0" w:lastColumn="0" w:oddVBand="0" w:evenVBand="0" w:oddHBand="1" w:evenHBand="0" w:firstRowFirstColumn="0" w:firstRowLastColumn="0" w:lastRowFirstColumn="0" w:lastRowLastColumn="0"/>
+              <w:rPr>
+                <w:rFonts w:cs="Arial"/>
+                <w:sz w:val="24"/>
+                <w:lang w:eastAsia="es-EC"/>
+              </w:rPr>
+            </w:pPr>
             <w:r>
+              <w:rPr>
+                <w:rFonts w:cs="Arial"/>
+                <w:sz w:val="24"/>
+                <w:lang w:eastAsia="es-EC"/>
+              </w:rPr>
               <w:t>Opcional</w:t>
             </w:r>
           </w:p>
@@ -6622,53 +6675,56 @@
       </w:tr>
       <w:tr>
         <w:trPr>
-          <w:trHeight w:val="355"/>
+          <w:jc w:val="center"/>
         </w:trPr>
         <w:tc>
           <w:tcPr>
-            <w:tcW w:w="3554" w:type="dxa"/>
-            <w:vAlign w:val="center"/>
+            <w:cnfStyle w:val="001000000000" w:firstRow="0" w:lastRow="0" w:firstColumn="1" w:lastColumn="0" w:oddVBand="0" w:evenVBand="0" w:oddHBand="0" w:evenHBand="0" w:firstRowFirstColumn="0" w:firstRowLastColumn="0" w:lastRowFirstColumn="0" w:lastRowLastColumn="0"/>
+            <w:tcW w:w="0" w:type="auto"/>
+            <w:hideMark/>
           </w:tcPr>
           <w:p>
+            <w:pPr>
+              <w:suppressAutoHyphens w:val="0"/>
+              <w:jc w:val="left"/>
+              <w:rPr>
+                <w:rFonts w:cs="Arial"/>
+                <w:sz w:val="24"/>
+                <w:lang w:eastAsia="es-EC"/>
+              </w:rPr>
+            </w:pPr>
             <w:r>
-              <w:t>Registro de empresa</w:t>
+              <w:rPr>
+                <w:rFonts w:cs="Arial"/>
+                <w:sz w:val="24"/>
+                <w:lang w:eastAsia="es-EC"/>
+              </w:rPr>
+              <w:t>Generación de código QR</w:t>
             </w:r>
           </w:p>
         </w:tc>
         <w:tc>
           <w:tcPr>
-            <w:tcW w:w="3720" w:type="dxa"/>
-            <w:vAlign w:val="center"/>
+            <w:tcW w:w="0" w:type="auto"/>
+            <w:hideMark/>
           </w:tcPr>
           <w:p>
+            <w:pPr>
+              <w:suppressAutoHyphens w:val="0"/>
+              <w:jc w:val="left"/>
+              <w:cnfStyle w:val="000000000000" w:firstRow="0" w:lastRow="0" w:firstColumn="0" w:lastColumn="0" w:oddVBand="0" w:evenVBand="0" w:oddHBand="0" w:evenHBand="0" w:firstRowFirstColumn="0" w:firstRowLastColumn="0" w:lastRowFirstColumn="0" w:lastRowLastColumn="0"/>
+              <w:rPr>
+                <w:rFonts w:cs="Arial"/>
+                <w:sz w:val="24"/>
+                <w:lang w:eastAsia="es-EC"/>
+              </w:rPr>
+            </w:pPr>
             <w:r>
-              <w:t>Opcional</w:t>
-            </w:r>
-          </w:p>
-        </w:tc>
-      </w:tr>
-      <w:tr>
-        <w:trPr>
-          <w:trHeight w:val="355"/>
-        </w:trPr>
-        <w:tc>
-          <w:tcPr>
-            <w:tcW w:w="3554" w:type="dxa"/>
-            <w:vAlign w:val="center"/>
-          </w:tcPr>
-          <w:p>
-            <w:r>
-              <w:t>Registro de empleados</w:t>
-            </w:r>
-          </w:p>
-        </w:tc>
-        <w:tc>
-          <w:tcPr>
-            <w:tcW w:w="3720" w:type="dxa"/>
-            <w:vAlign w:val="center"/>
-          </w:tcPr>
-          <w:p>
-            <w:r>
+              <w:rPr>
+                <w:rFonts w:cs="Arial"/>
+                <w:sz w:val="24"/>
+                <w:lang w:eastAsia="es-EC"/>
+              </w:rPr>
               <w:t>Obligatorio</w:t>
             </w:r>
           </w:p>
@@ -6676,26 +6732,57 @@
       </w:tr>
       <w:tr>
         <w:trPr>
-          <w:trHeight w:val="355"/>
+          <w:cnfStyle w:val="000000100000" w:firstRow="0" w:lastRow="0" w:firstColumn="0" w:lastColumn="0" w:oddVBand="0" w:evenVBand="0" w:oddHBand="1" w:evenHBand="0" w:firstRowFirstColumn="0" w:firstRowLastColumn="0" w:lastRowFirstColumn="0" w:lastRowLastColumn="0"/>
+          <w:jc w:val="center"/>
         </w:trPr>
         <w:tc>
           <w:tcPr>
-            <w:tcW w:w="3554" w:type="dxa"/>
-            <w:vAlign w:val="center"/>
+            <w:cnfStyle w:val="001000000000" w:firstRow="0" w:lastRow="0" w:firstColumn="1" w:lastColumn="0" w:oddVBand="0" w:evenVBand="0" w:oddHBand="0" w:evenHBand="0" w:firstRowFirstColumn="0" w:firstRowLastColumn="0" w:lastRowFirstColumn="0" w:lastRowLastColumn="0"/>
+            <w:tcW w:w="0" w:type="auto"/>
+            <w:hideMark/>
           </w:tcPr>
           <w:p>
+            <w:pPr>
+              <w:suppressAutoHyphens w:val="0"/>
+              <w:jc w:val="left"/>
+              <w:rPr>
+                <w:rFonts w:cs="Arial"/>
+                <w:sz w:val="24"/>
+                <w:lang w:eastAsia="es-EC"/>
+              </w:rPr>
+            </w:pPr>
             <w:r>
-              <w:t>Generación de código QR</w:t>
+              <w:rPr>
+                <w:rFonts w:cs="Arial"/>
+                <w:sz w:val="24"/>
+                <w:lang w:eastAsia="es-EC"/>
+              </w:rPr>
+              <w:t>Registro de consumo</w:t>
             </w:r>
           </w:p>
         </w:tc>
         <w:tc>
           <w:tcPr>
-            <w:tcW w:w="3720" w:type="dxa"/>
-            <w:vAlign w:val="center"/>
+            <w:tcW w:w="0" w:type="auto"/>
+            <w:hideMark/>
           </w:tcPr>
           <w:p>
+            <w:pPr>
+              <w:suppressAutoHyphens w:val="0"/>
+              <w:jc w:val="left"/>
+              <w:cnfStyle w:val="000000100000" w:firstRow="0" w:lastRow="0" w:firstColumn="0" w:lastColumn="0" w:oddVBand="0" w:evenVBand="0" w:oddHBand="1" w:evenHBand="0" w:firstRowFirstColumn="0" w:firstRowLastColumn="0" w:lastRowFirstColumn="0" w:lastRowLastColumn="0"/>
+              <w:rPr>
+                <w:rFonts w:cs="Arial"/>
+                <w:sz w:val="24"/>
+                <w:lang w:eastAsia="es-EC"/>
+              </w:rPr>
+            </w:pPr>
             <w:r>
+              <w:rPr>
+                <w:rFonts w:cs="Arial"/>
+                <w:sz w:val="24"/>
+                <w:lang w:eastAsia="es-EC"/>
+              </w:rPr>
               <w:t>Obligatorio</w:t>
             </w:r>
           </w:p>
@@ -6703,26 +6790,56 @@
       </w:tr>
       <w:tr>
         <w:trPr>
-          <w:trHeight w:val="355"/>
+          <w:jc w:val="center"/>
         </w:trPr>
         <w:tc>
           <w:tcPr>
-            <w:tcW w:w="3554" w:type="dxa"/>
-            <w:vAlign w:val="center"/>
+            <w:cnfStyle w:val="001000000000" w:firstRow="0" w:lastRow="0" w:firstColumn="1" w:lastColumn="0" w:oddVBand="0" w:evenVBand="0" w:oddHBand="0" w:evenHBand="0" w:firstRowFirstColumn="0" w:firstRowLastColumn="0" w:lastRowFirstColumn="0" w:lastRowLastColumn="0"/>
+            <w:tcW w:w="0" w:type="auto"/>
+            <w:hideMark/>
           </w:tcPr>
           <w:p>
+            <w:pPr>
+              <w:suppressAutoHyphens w:val="0"/>
+              <w:jc w:val="left"/>
+              <w:rPr>
+                <w:rFonts w:cs="Arial"/>
+                <w:sz w:val="24"/>
+                <w:lang w:eastAsia="es-EC"/>
+              </w:rPr>
+            </w:pPr>
             <w:r>
-              <w:t>Registro de restaurante</w:t>
+              <w:rPr>
+                <w:rFonts w:cs="Arial"/>
+                <w:sz w:val="24"/>
+                <w:lang w:eastAsia="es-EC"/>
+              </w:rPr>
+              <w:t>Configuración de convenio</w:t>
             </w:r>
           </w:p>
         </w:tc>
         <w:tc>
           <w:tcPr>
-            <w:tcW w:w="3720" w:type="dxa"/>
-            <w:vAlign w:val="center"/>
+            <w:tcW w:w="0" w:type="auto"/>
+            <w:hideMark/>
           </w:tcPr>
           <w:p>
+            <w:pPr>
+              <w:suppressAutoHyphens w:val="0"/>
+              <w:jc w:val="left"/>
+              <w:cnfStyle w:val="000000000000" w:firstRow="0" w:lastRow="0" w:firstColumn="0" w:lastColumn="0" w:oddVBand="0" w:evenVBand="0" w:oddHBand="0" w:evenHBand="0" w:firstRowFirstColumn="0" w:firstRowLastColumn="0" w:lastRowFirstColumn="0" w:lastRowLastColumn="0"/>
+              <w:rPr>
+                <w:rFonts w:cs="Arial"/>
+                <w:sz w:val="24"/>
+                <w:lang w:eastAsia="es-EC"/>
+              </w:rPr>
+            </w:pPr>
             <w:r>
+              <w:rPr>
+                <w:rFonts w:cs="Arial"/>
+                <w:sz w:val="24"/>
+                <w:lang w:eastAsia="es-EC"/>
+              </w:rPr>
               <w:t>Obligatorio</w:t>
             </w:r>
           </w:p>
@@ -6730,59 +6847,64 @@
       </w:tr>
       <w:tr>
         <w:trPr>
-          <w:trHeight w:val="355"/>
+          <w:cnfStyle w:val="000000100000" w:firstRow="0" w:lastRow="0" w:firstColumn="0" w:lastColumn="0" w:oddVBand="0" w:evenVBand="0" w:oddHBand="1" w:evenHBand="0" w:firstRowFirstColumn="0" w:firstRowLastColumn="0" w:lastRowFirstColumn="0" w:lastRowLastColumn="0"/>
+          <w:jc w:val="center"/>
         </w:trPr>
         <w:tc>
           <w:tcPr>
-            <w:tcW w:w="3554" w:type="dxa"/>
-            <w:vAlign w:val="center"/>
+            <w:cnfStyle w:val="001000000000" w:firstRow="0" w:lastRow="0" w:firstColumn="1" w:lastColumn="0" w:oddVBand="0" w:evenVBand="0" w:oddHBand="0" w:evenHBand="0" w:firstRowFirstColumn="0" w:firstRowLastColumn="0" w:lastRowFirstColumn="0" w:lastRowLastColumn="0"/>
+            <w:tcW w:w="0" w:type="auto"/>
+            <w:hideMark/>
           </w:tcPr>
           <w:p>
+            <w:pPr>
+              <w:suppressAutoHyphens w:val="0"/>
+              <w:jc w:val="left"/>
+              <w:rPr>
+                <w:rFonts w:cs="Arial"/>
+                <w:sz w:val="24"/>
+                <w:lang w:eastAsia="es-EC"/>
+              </w:rPr>
+            </w:pPr>
             <w:r>
-              <w:t>Configuración de convenio</w:t>
+              <w:rPr>
+                <w:rFonts w:cs="Arial"/>
+                <w:sz w:val="24"/>
+                <w:lang w:eastAsia="es-EC"/>
+              </w:rPr>
+              <w:t>Gestión de empleados</w:t>
             </w:r>
           </w:p>
         </w:tc>
         <w:tc>
           <w:tcPr>
-            <w:tcW w:w="3720" w:type="dxa"/>
-            <w:vAlign w:val="center"/>
+            <w:tcW w:w="0" w:type="auto"/>
+            <w:hideMark/>
           </w:tcPr>
           <w:p>
+            <w:pPr>
+              <w:suppressAutoHyphens w:val="0"/>
+              <w:jc w:val="left"/>
+              <w:cnfStyle w:val="000000100000" w:firstRow="0" w:lastRow="0" w:firstColumn="0" w:lastColumn="0" w:oddVBand="0" w:evenVBand="0" w:oddHBand="1" w:evenHBand="0" w:firstRowFirstColumn="0" w:firstRowLastColumn="0" w:lastRowFirstColumn="0" w:lastRowLastColumn="0"/>
+              <w:rPr>
+                <w:rFonts w:cs="Arial"/>
+                <w:sz w:val="24"/>
+                <w:lang w:eastAsia="es-EC"/>
+              </w:rPr>
+            </w:pPr>
             <w:r>
-              <w:t>Obligatorio</w:t>
-            </w:r>
-          </w:p>
-        </w:tc>
-      </w:tr>
-      <w:tr>
-        <w:trPr>
-          <w:trHeight w:val="355"/>
-        </w:trPr>
-        <w:tc>
-          <w:tcPr>
-            <w:tcW w:w="3554" w:type="dxa"/>
-            <w:vAlign w:val="center"/>
-          </w:tcPr>
-          <w:p>
-            <w:r>
-              <w:t>Consulta de reportes</w:t>
-            </w:r>
-          </w:p>
-        </w:tc>
-        <w:tc>
-          <w:tcPr>
-            <w:tcW w:w="3720" w:type="dxa"/>
-            <w:vAlign w:val="center"/>
-          </w:tcPr>
-          <w:p>
-            <w:r>
+              <w:rPr>
+                <w:rFonts w:cs="Arial"/>
+                <w:sz w:val="24"/>
+                <w:lang w:eastAsia="es-EC"/>
+              </w:rPr>
               <w:t>Opcional</w:t>
             </w:r>
           </w:p>
         </w:tc>
       </w:tr>
     </w:tbl>
+    <w:p/>
     <w:p>
       <w:pPr>
         <w:pStyle w:val="Ttulo1"/>
@@ -6840,20 +6962,41 @@
           <w:sz w:val="24"/>
           <w:szCs w:val="24"/>
         </w:rPr>
-        <w:t xml:space="preserve"> UC01</w:t>
-      </w:r>
-      <w:r>
         <w:t xml:space="preserve"> </w:t>
       </w:r>
-      <w:r>
-        <w:rPr>
-          <w:i w:val="0"/>
+      <w:bookmarkEnd w:id="59"/>
+      <w:r>
+        <w:rPr>
           <w:sz w:val="24"/>
           <w:szCs w:val="24"/>
         </w:rPr>
-        <w:t>Registrar Consumo de mediante QR</w:t>
-      </w:r>
-      <w:bookmarkEnd w:id="59"/>
+        <w:t>CU008 Registrar Empleado</w:t>
+      </w:r>
+    </w:p>
+    <w:p>
+      <w:pPr>
+        <w:rPr>
+          <w:rFonts w:cs="Arial"/>
+          <w:lang w:eastAsia="es-EC"/>
+        </w:rPr>
+      </w:pPr>
+      <w:bookmarkStart w:id="60" w:name="_Toc296587056"/>
+      <w:r>
+        <w:rPr>
+          <w:rFonts w:cs="Arial"/>
+          <w:lang w:eastAsia="es-EC"/>
+        </w:rPr>
+        <w:t>El sistema atraviesa diferentes estados desde la creación del empleado hasta su disponibilidad para consumo.</w:t>
+      </w:r>
+    </w:p>
+    <w:p>
+      <w:pPr>
+        <w:ind w:left="720"/>
+        <w:rPr>
+          <w:rFonts w:cs="Arial"/>
+          <w:lang w:eastAsia="es-EC"/>
+        </w:rPr>
+      </w:pPr>
     </w:p>
     <w:p>
       <w:pPr>
@@ -6861,29 +7004,17 @@
           <w:ilvl w:val="0"/>
           <w:numId w:val="14"/>
         </w:numPr>
-        <w:suppressAutoHyphens w:val="0"/>
-        <w:jc w:val="left"/>
         <w:rPr>
           <w:rFonts w:cs="Arial"/>
           <w:lang w:eastAsia="es-EC"/>
         </w:rPr>
       </w:pPr>
-      <w:bookmarkStart w:id="60" w:name="_Toc296587056"/>
-      <w:proofErr w:type="spellStart"/>
       <w:r>
         <w:rPr>
           <w:rFonts w:cs="Arial"/>
           <w:lang w:eastAsia="es-EC"/>
         </w:rPr>
-        <w:t>QR_Generado</w:t>
-      </w:r>
-      <w:proofErr w:type="spellEnd"/>
-      <w:r>
-        <w:rPr>
-          <w:rFonts w:cs="Arial"/>
-          <w:lang w:eastAsia="es-EC"/>
-        </w:rPr>
-        <w:t xml:space="preserve"> </w:t>
+        <w:t>Empleado_No_Registrado</w:t>
       </w:r>
     </w:p>
     <w:p>
@@ -6892,28 +7023,17 @@
           <w:ilvl w:val="0"/>
           <w:numId w:val="14"/>
         </w:numPr>
-        <w:suppressAutoHyphens w:val="0"/>
-        <w:jc w:val="left"/>
         <w:rPr>
           <w:rFonts w:cs="Arial"/>
           <w:lang w:eastAsia="es-EC"/>
         </w:rPr>
       </w:pPr>
-      <w:proofErr w:type="spellStart"/>
       <w:r>
         <w:rPr>
           <w:rFonts w:cs="Arial"/>
           <w:lang w:eastAsia="es-EC"/>
         </w:rPr>
-        <w:t>QR_Validado</w:t>
-      </w:r>
-      <w:proofErr w:type="spellEnd"/>
-      <w:r>
-        <w:rPr>
-          <w:rFonts w:cs="Arial"/>
-          <w:lang w:eastAsia="es-EC"/>
-        </w:rPr>
-        <w:t xml:space="preserve"> </w:t>
+        <w:t>Datos_Validados</w:t>
       </w:r>
     </w:p>
     <w:p>
@@ -6922,28 +7042,17 @@
           <w:ilvl w:val="0"/>
           <w:numId w:val="14"/>
         </w:numPr>
-        <w:suppressAutoHyphens w:val="0"/>
-        <w:jc w:val="left"/>
         <w:rPr>
           <w:rFonts w:cs="Arial"/>
           <w:lang w:eastAsia="es-EC"/>
         </w:rPr>
       </w:pPr>
-      <w:proofErr w:type="spellStart"/>
       <w:r>
         <w:rPr>
           <w:rFonts w:cs="Arial"/>
           <w:lang w:eastAsia="es-EC"/>
         </w:rPr>
-        <w:t>Convenio_Verificado</w:t>
-      </w:r>
-      <w:proofErr w:type="spellEnd"/>
-      <w:r>
-        <w:rPr>
-          <w:rFonts w:cs="Arial"/>
-          <w:lang w:eastAsia="es-EC"/>
-        </w:rPr>
-        <w:t xml:space="preserve"> </w:t>
+        <w:t>Empleado_Creado</w:t>
       </w:r>
     </w:p>
     <w:p>
@@ -6952,28 +7061,17 @@
           <w:ilvl w:val="0"/>
           <w:numId w:val="14"/>
         </w:numPr>
-        <w:suppressAutoHyphens w:val="0"/>
-        <w:jc w:val="left"/>
         <w:rPr>
           <w:rFonts w:cs="Arial"/>
           <w:lang w:eastAsia="es-EC"/>
         </w:rPr>
       </w:pPr>
-      <w:proofErr w:type="spellStart"/>
       <w:r>
         <w:rPr>
           <w:rFonts w:cs="Arial"/>
           <w:lang w:eastAsia="es-EC"/>
         </w:rPr>
-        <w:t>Consumo_Calculado</w:t>
-      </w:r>
-      <w:proofErr w:type="spellEnd"/>
-      <w:r>
-        <w:rPr>
-          <w:rFonts w:cs="Arial"/>
-          <w:lang w:eastAsia="es-EC"/>
-        </w:rPr>
-        <w:t xml:space="preserve"> </w:t>
+        <w:t>QR_Habilitado</w:t>
       </w:r>
     </w:p>
     <w:p>
@@ -6982,28 +7080,17 @@
           <w:ilvl w:val="0"/>
           <w:numId w:val="14"/>
         </w:numPr>
-        <w:suppressAutoHyphens w:val="0"/>
-        <w:jc w:val="left"/>
         <w:rPr>
           <w:rFonts w:cs="Arial"/>
           <w:lang w:eastAsia="es-EC"/>
         </w:rPr>
       </w:pPr>
-      <w:proofErr w:type="spellStart"/>
       <w:r>
         <w:rPr>
           <w:rFonts w:cs="Arial"/>
           <w:lang w:eastAsia="es-EC"/>
         </w:rPr>
-        <w:t>Consumo_Registrado</w:t>
-      </w:r>
-      <w:proofErr w:type="spellEnd"/>
-      <w:r>
-        <w:rPr>
-          <w:rFonts w:cs="Arial"/>
-          <w:lang w:eastAsia="es-EC"/>
-        </w:rPr>
-        <w:t xml:space="preserve"> </w:t>
+        <w:t>Empleado_Activo</w:t>
       </w:r>
     </w:p>
     <w:p>
@@ -7017,15 +7104,29 @@
           <w:sz w:val="16"/>
         </w:rPr>
       </w:pPr>
-      <w:proofErr w:type="spellStart"/>
       <w:r>
         <w:rPr>
           <w:rFonts w:cs="Arial"/>
           <w:lang w:eastAsia="es-EC"/>
         </w:rPr>
-        <w:t>Consumo_Rechazado</w:t>
-      </w:r>
-      <w:proofErr w:type="spellEnd"/>
+        <w:t>Registro_Fallido</w:t>
+      </w:r>
+    </w:p>
+    <w:p>
+      <w:pPr>
+        <w:rPr>
+          <w:rFonts w:cs="Arial"/>
+          <w:lang w:eastAsia="es-EC"/>
+        </w:rPr>
+      </w:pPr>
+    </w:p>
+    <w:p>
+      <w:pPr>
+        <w:rPr>
+          <w:rFonts w:cs="Arial"/>
+          <w:sz w:val="16"/>
+        </w:rPr>
+      </w:pPr>
     </w:p>
     <w:p>
       <w:pPr>
@@ -7037,56 +7138,50 @@
       </w:pPr>
       <w:bookmarkStart w:id="61" w:name="_Toc227178538"/>
       <w:r>
+        <w:lastRenderedPageBreak/>
         <w:t>Anexos</w:t>
       </w:r>
+      <w:bookmarkStart w:id="62" w:name="_Toc296587057"/>
       <w:bookmarkEnd w:id="60"/>
       <w:bookmarkEnd w:id="61"/>
     </w:p>
     <w:p>
-      <w:bookmarkStart w:id="62" w:name="_Toc296587057"/>
-    </w:p>
-    <w:p/>
-    <w:p/>
-    <w:p>
       <w:pPr>
         <w:pStyle w:val="Ttulo2"/>
-        <w:numPr>
-          <w:ilvl w:val="0"/>
-          <w:numId w:val="0"/>
-        </w:numPr>
         <w:tabs>
           <w:tab w:val="left" w:pos="425"/>
         </w:tabs>
         <w:spacing w:before="200"/>
-        <w:ind w:left="425"/>
         <w:rPr>
           <w:i w:val="0"/>
           <w:sz w:val="24"/>
           <w:szCs w:val="24"/>
         </w:rPr>
       </w:pPr>
-    </w:p>
-    <w:p>
-      <w:pPr>
-        <w:pStyle w:val="Ttulo2"/>
-        <w:tabs>
-          <w:tab w:val="left" w:pos="425"/>
-        </w:tabs>
-        <w:spacing w:before="200"/>
+      <w:bookmarkStart w:id="63" w:name="_Toc227178539"/>
+      <w:r>
         <w:rPr>
           <w:i w:val="0"/>
           <w:sz w:val="24"/>
           <w:szCs w:val="24"/>
         </w:rPr>
-      </w:pPr>
-      <w:bookmarkStart w:id="63" w:name="_Toc227178539"/>
+        <w:t xml:space="preserve">Anexo 01. &lt; </w:t>
+      </w:r>
       <w:r>
         <w:rPr>
           <w:i w:val="0"/>
           <w:sz w:val="24"/>
           <w:szCs w:val="24"/>
         </w:rPr>
-        <w:t>Anexo 01. &lt; Anexo uno &gt;</w:t>
+        <w:t>Diagrama de Estados</w:t>
+      </w:r>
+      <w:r>
+        <w:rPr>
+          <w:i w:val="0"/>
+          <w:sz w:val="24"/>
+          <w:szCs w:val="24"/>
+        </w:rPr>
+        <w:t xml:space="preserve"> &gt;</w:t>
       </w:r>
       <w:bookmarkEnd w:id="62"/>
       <w:bookmarkEnd w:id="63"/>
@@ -7114,10 +7209,213 @@
           <w:lang w:val="es-ES_tradnl"/>
         </w:rPr>
       </w:pPr>
+      <w:r>
+        <w:rPr>
+          <w:b/>
+          <w:bCs/>
+          <w:sz w:val="36"/>
+        </w:rPr>
+        <w:drawing>
+          <wp:inline distT="0" distB="0" distL="0" distR="0" wp14:anchorId="378BD4C9" wp14:editId="21AE04C5">
+            <wp:extent cx="4666593" cy="7246471"/>
+            <wp:effectExtent l="0" t="0" r="1270" b="0"/>
+            <wp:docPr id="1026" name="Picture 2">
+              <a:extLst xmlns:a="http://schemas.openxmlformats.org/drawingml/2006/main">
+                <a:ext uri="{FF2B5EF4-FFF2-40B4-BE49-F238E27FC236}">
+                  <a16:creationId xmlns:a16="http://schemas.microsoft.com/office/drawing/2014/main" id="{B8723209-AEFB-4344-9C55-1F0329691E04}"/>
+                </a:ext>
+              </a:extLst>
+            </wp:docPr>
+            <wp:cNvGraphicFramePr>
+              <a:graphicFrameLocks xmlns:a="http://schemas.openxmlformats.org/drawingml/2006/main" noChangeAspect="1"/>
+            </wp:cNvGraphicFramePr>
+            <a:graphic xmlns:a="http://schemas.openxmlformats.org/drawingml/2006/main">
+              <a:graphicData uri="http://schemas.openxmlformats.org/drawingml/2006/picture">
+                <pic:pic xmlns:pic="http://schemas.openxmlformats.org/drawingml/2006/picture">
+                  <pic:nvPicPr>
+                    <pic:cNvPr id="1026" name="Picture 2">
+                      <a:extLst>
+                        <a:ext uri="{FF2B5EF4-FFF2-40B4-BE49-F238E27FC236}">
+                          <a16:creationId xmlns:a16="http://schemas.microsoft.com/office/drawing/2014/main" id="{B8723209-AEFB-4344-9C55-1F0329691E04}"/>
+                        </a:ext>
+                      </a:extLst>
+                    </pic:cNvPr>
+                    <pic:cNvPicPr>
+                      <a:picLocks noChangeAspect="1" noChangeArrowheads="1"/>
+                    </pic:cNvPicPr>
+                  </pic:nvPicPr>
+                  <pic:blipFill>
+                    <a:blip r:embed="rId10">
+                      <a:extLst>
+                        <a:ext uri="{28A0092B-C50C-407E-A947-70E740481C1C}">
+                          <a14:useLocalDpi xmlns:a14="http://schemas.microsoft.com/office/drawing/2010/main" val="0"/>
+                        </a:ext>
+                      </a:extLst>
+                    </a:blip>
+                    <a:srcRect/>
+                    <a:stretch>
+                      <a:fillRect/>
+                    </a:stretch>
+                  </pic:blipFill>
+                  <pic:spPr bwMode="auto">
+                    <a:xfrm>
+                      <a:off x="0" y="0"/>
+                      <a:ext cx="4670956" cy="7253245"/>
+                    </a:xfrm>
+                    <a:prstGeom prst="rect">
+                      <a:avLst/>
+                    </a:prstGeom>
+                    <a:noFill/>
+                  </pic:spPr>
+                </pic:pic>
+              </a:graphicData>
+            </a:graphic>
+          </wp:inline>
+        </w:drawing>
+      </w:r>
+    </w:p>
+    <w:p>
+      <w:pPr>
+        <w:pStyle w:val="Ttulo2"/>
+        <w:tabs>
+          <w:tab w:val="left" w:pos="425"/>
+        </w:tabs>
+        <w:spacing w:before="200"/>
+        <w:rPr>
+          <w:i w:val="0"/>
+          <w:sz w:val="24"/>
+          <w:szCs w:val="24"/>
+        </w:rPr>
+      </w:pPr>
+      <w:r>
+        <w:rPr>
+          <w:i w:val="0"/>
+          <w:sz w:val="24"/>
+          <w:szCs w:val="24"/>
+        </w:rPr>
+        <w:lastRenderedPageBreak/>
+        <w:t>Anexo 0</w:t>
+      </w:r>
+      <w:r>
+        <w:rPr>
+          <w:i w:val="0"/>
+          <w:sz w:val="24"/>
+          <w:szCs w:val="24"/>
+        </w:rPr>
+        <w:t>2</w:t>
+      </w:r>
+      <w:r>
+        <w:rPr>
+          <w:i w:val="0"/>
+          <w:sz w:val="24"/>
+          <w:szCs w:val="24"/>
+        </w:rPr>
+        <w:t xml:space="preserve">. &lt; </w:t>
+      </w:r>
+      <w:r>
+        <w:rPr>
+          <w:i w:val="0"/>
+          <w:sz w:val="24"/>
+          <w:szCs w:val="24"/>
+        </w:rPr>
+        <w:t xml:space="preserve">Diagrama de </w:t>
+      </w:r>
+      <w:r>
+        <w:rPr>
+          <w:i w:val="0"/>
+          <w:sz w:val="24"/>
+          <w:szCs w:val="24"/>
+        </w:rPr>
+        <w:t>Actividades</w:t>
+      </w:r>
+      <w:r>
+        <w:rPr>
+          <w:i w:val="0"/>
+          <w:sz w:val="24"/>
+          <w:szCs w:val="24"/>
+        </w:rPr>
+        <w:t xml:space="preserve"> &gt;</w:t>
+      </w:r>
+    </w:p>
+    <w:p>
+      <w:pPr>
+        <w:spacing w:before="100"/>
+        <w:jc w:val="center"/>
+        <w:rPr>
+          <w:b/>
+          <w:bCs/>
+          <w:sz w:val="36"/>
+          <w:lang w:val="es-ES_tradnl"/>
+        </w:rPr>
+      </w:pPr>
+      <w:r>
+        <w:rPr>
+          <w:b/>
+          <w:bCs/>
+          <w:sz w:val="36"/>
+        </w:rPr>
+        <w:drawing>
+          <wp:inline distT="0" distB="0" distL="0" distR="0" wp14:anchorId="37CF4802" wp14:editId="6903A4D0">
+            <wp:extent cx="5584825" cy="4398010"/>
+            <wp:effectExtent l="0" t="0" r="0" b="2540"/>
+            <wp:docPr id="1028" name="Picture 4">
+              <a:extLst xmlns:a="http://schemas.openxmlformats.org/drawingml/2006/main">
+                <a:ext uri="{FF2B5EF4-FFF2-40B4-BE49-F238E27FC236}">
+                  <a16:creationId xmlns:a16="http://schemas.microsoft.com/office/drawing/2014/main" id="{BC52B26B-011C-4EFD-9DB8-4FC598831627}"/>
+                </a:ext>
+              </a:extLst>
+            </wp:docPr>
+            <wp:cNvGraphicFramePr>
+              <a:graphicFrameLocks xmlns:a="http://schemas.openxmlformats.org/drawingml/2006/main" noChangeAspect="1"/>
+            </wp:cNvGraphicFramePr>
+            <a:graphic xmlns:a="http://schemas.openxmlformats.org/drawingml/2006/main">
+              <a:graphicData uri="http://schemas.openxmlformats.org/drawingml/2006/picture">
+                <pic:pic xmlns:pic="http://schemas.openxmlformats.org/drawingml/2006/picture">
+                  <pic:nvPicPr>
+                    <pic:cNvPr id="1028" name="Picture 4">
+                      <a:extLst>
+                        <a:ext uri="{FF2B5EF4-FFF2-40B4-BE49-F238E27FC236}">
+                          <a16:creationId xmlns:a16="http://schemas.microsoft.com/office/drawing/2014/main" id="{BC52B26B-011C-4EFD-9DB8-4FC598831627}"/>
+                        </a:ext>
+                      </a:extLst>
+                    </pic:cNvPr>
+                    <pic:cNvPicPr>
+                      <a:picLocks noChangeAspect="1" noChangeArrowheads="1"/>
+                    </pic:cNvPicPr>
+                  </pic:nvPicPr>
+                  <pic:blipFill>
+                    <a:blip r:embed="rId11">
+                      <a:extLst>
+                        <a:ext uri="{28A0092B-C50C-407E-A947-70E740481C1C}">
+                          <a14:useLocalDpi xmlns:a14="http://schemas.microsoft.com/office/drawing/2010/main" val="0"/>
+                        </a:ext>
+                      </a:extLst>
+                    </a:blip>
+                    <a:srcRect/>
+                    <a:stretch>
+                      <a:fillRect/>
+                    </a:stretch>
+                  </pic:blipFill>
+                  <pic:spPr bwMode="auto">
+                    <a:xfrm>
+                      <a:off x="0" y="0"/>
+                      <a:ext cx="5584825" cy="4398010"/>
+                    </a:xfrm>
+                    <a:prstGeom prst="rect">
+                      <a:avLst/>
+                    </a:prstGeom>
+                    <a:noFill/>
+                  </pic:spPr>
+                </pic:pic>
+              </a:graphicData>
+            </a:graphic>
+          </wp:inline>
+        </w:drawing>
+      </w:r>
     </w:p>
     <w:sectPr>
-      <w:headerReference w:type="default" r:id="rId10"/>
-      <w:footerReference w:type="default" r:id="rId11"/>
+      <w:headerReference w:type="default" r:id="rId12"/>
+      <w:footerReference w:type="default" r:id="rId13"/>
       <w:footnotePr>
         <w:pos w:val="beneathText"/>
       </w:footnotePr>
@@ -11810,7 +12108,6 @@
   <w:style w:type="character" w:default="1" w:styleId="Fuentedeprrafopredeter">
     <w:name w:val="Default Paragraph Font"/>
     <w:uiPriority w:val="1"/>
-    <w:semiHidden/>
     <w:unhideWhenUsed/>
   </w:style>
   <w:style w:type="table" w:default="1" w:styleId="Tablanormal">
@@ -12773,6 +13070,78 @@
       <w:b/>
       <w:bCs/>
     </w:rPr>
+  </w:style>
+  <w:style w:type="table" w:styleId="Tablaconcuadrcula2-nfasis5">
+    <w:name w:val="Grid Table 2 Accent 5"/>
+    <w:basedOn w:val="Tablanormal"/>
+    <w:uiPriority w:val="47"/>
+    <w:rsid w:val="005E7AD6"/>
+    <w:tblPr>
+      <w:tblStyleRowBandSize w:val="1"/>
+      <w:tblStyleColBandSize w:val="1"/>
+      <w:tblBorders>
+        <w:top w:val="single" w:sz="2" w:space="0" w:color="9CC2E5" w:themeColor="accent5" w:themeTint="99"/>
+        <w:bottom w:val="single" w:sz="2" w:space="0" w:color="9CC2E5" w:themeColor="accent5" w:themeTint="99"/>
+        <w:insideH w:val="single" w:sz="2" w:space="0" w:color="9CC2E5" w:themeColor="accent5" w:themeTint="99"/>
+        <w:insideV w:val="single" w:sz="2" w:space="0" w:color="9CC2E5" w:themeColor="accent5" w:themeTint="99"/>
+      </w:tblBorders>
+    </w:tblPr>
+    <w:tblStylePr w:type="firstRow">
+      <w:rPr>
+        <w:b/>
+        <w:bCs/>
+      </w:rPr>
+      <w:tblPr/>
+      <w:tcPr>
+        <w:tcBorders>
+          <w:top w:val="nil"/>
+          <w:bottom w:val="single" w:sz="12" w:space="0" w:color="9CC2E5" w:themeColor="accent5" w:themeTint="99"/>
+          <w:insideH w:val="nil"/>
+          <w:insideV w:val="nil"/>
+        </w:tcBorders>
+        <w:shd w:val="clear" w:color="auto" w:fill="FFFFFF" w:themeFill="background1"/>
+      </w:tcPr>
+    </w:tblStylePr>
+    <w:tblStylePr w:type="lastRow">
+      <w:rPr>
+        <w:b/>
+        <w:bCs/>
+      </w:rPr>
+      <w:tblPr/>
+      <w:tcPr>
+        <w:tcBorders>
+          <w:top w:val="double" w:sz="2" w:space="0" w:color="9CC2E5" w:themeColor="accent5" w:themeTint="99"/>
+          <w:bottom w:val="nil"/>
+          <w:insideH w:val="nil"/>
+          <w:insideV w:val="nil"/>
+        </w:tcBorders>
+        <w:shd w:val="clear" w:color="auto" w:fill="FFFFFF" w:themeFill="background1"/>
+      </w:tcPr>
+    </w:tblStylePr>
+    <w:tblStylePr w:type="firstCol">
+      <w:rPr>
+        <w:b/>
+        <w:bCs/>
+      </w:rPr>
+    </w:tblStylePr>
+    <w:tblStylePr w:type="lastCol">
+      <w:rPr>
+        <w:b/>
+        <w:bCs/>
+      </w:rPr>
+    </w:tblStylePr>
+    <w:tblStylePr w:type="band1Vert">
+      <w:tblPr/>
+      <w:tcPr>
+        <w:shd w:val="clear" w:color="auto" w:fill="DEEAF6" w:themeFill="accent5" w:themeFillTint="33"/>
+      </w:tcPr>
+    </w:tblStylePr>
+    <w:tblStylePr w:type="band1Horz">
+      <w:tblPr/>
+      <w:tcPr>
+        <w:shd w:val="clear" w:color="auto" w:fill="DEEAF6" w:themeFill="accent5" w:themeFillTint="33"/>
+      </w:tcPr>
+    </w:tblStylePr>
   </w:style>
 </w:styles>
 </file>
